--- a/Advanced-Digital-Design/howTo/howTo 09 Interface IP to the Zynq.docx
+++ b/Advanced-Digital-Design/howTo/howTo 09 Interface IP to the Zynq.docx
@@ -1,6 +1,6 @@
 
 <file path=word/document.xml><?xml version="1.0" encoding="utf-8"?>
-<w:document xmlns:wpc="http://schemas.microsoft.com/office/word/2010/wordprocessingCanvas" xmlns:cx="http://schemas.microsoft.com/office/drawing/2014/chartex" xmlns:cx1="http://schemas.microsoft.com/office/drawing/2015/9/8/chartex" xmlns:cx2="http://schemas.microsoft.com/office/drawing/2015/10/21/chartex" xmlns:cx3="http://schemas.microsoft.com/office/drawing/2016/5/9/chartex" xmlns:cx4="http://schemas.microsoft.com/office/drawing/2016/5/10/chartex" xmlns:cx5="http://schemas.microsoft.com/office/drawing/2016/5/11/chartex" xmlns:cx6="http://schemas.microsoft.com/office/drawing/2016/5/12/chartex" xmlns:cx7="http://schemas.microsoft.com/office/drawing/2016/5/13/chartex" xmlns:cx8="http://schemas.microsoft.com/office/drawing/2016/5/14/chartex" xmlns:mc="http://schemas.openxmlformats.org/markup-compatibility/2006" xmlns:aink="http://schemas.microsoft.com/office/drawing/2016/ink" xmlns:am3d="http://schemas.microsoft.com/office/drawing/2017/model3d" xmlns:o="urn:schemas-microsoft-com:office:office" xmlns:oel="http://schemas.microsoft.com/office/2019/extlst" xmlns:r="http://schemas.openxmlformats.org/officeDocument/2006/relationships" xmlns:m="http://schemas.openxmlformats.org/officeDocument/2006/math" xmlns:v="urn:schemas-microsoft-com:vml" xmlns:wp14="http://schemas.microsoft.com/office/word/2010/wordprocessingDrawing" xmlns:wp="http://schemas.openxmlformats.org/drawingml/2006/wordprocessingDrawing" xmlns:w10="urn:schemas-microsoft-com:office:word" xmlns:w="http://schemas.openxmlformats.org/wordprocessingml/2006/main" xmlns:w14="http://schemas.microsoft.com/office/word/2010/wordml" xmlns:w15="http://schemas.microsoft.com/office/word/2012/wordml" xmlns:w16cex="http://schemas.microsoft.com/office/word/2018/wordml/cex" xmlns:w16cid="http://schemas.microsoft.com/office/word/2016/wordml/cid" xmlns:w16="http://schemas.microsoft.com/office/word/2018/wordml" xmlns:w16sdtdh="http://schemas.microsoft.com/office/word/2020/wordml/sdtdatahash" xmlns:w16se="http://schemas.microsoft.com/office/word/2015/wordml/symex" xmlns:wpg="http://schemas.microsoft.com/office/word/2010/wordprocessingGroup" xmlns:wpi="http://schemas.microsoft.com/office/word/2010/wordprocessingInk" xmlns:wne="http://schemas.microsoft.com/office/word/2006/wordml" xmlns:wps="http://schemas.microsoft.com/office/word/2010/wordprocessingShape" mc:Ignorable="w14 w15 w16se w16cid w16 w16cex w16sdtdh wp14">
+<w:document xmlns:wpc="http://schemas.microsoft.com/office/word/2010/wordprocessingCanvas" xmlns:cx="http://schemas.microsoft.com/office/drawing/2014/chartex" xmlns:cx1="http://schemas.microsoft.com/office/drawing/2015/9/8/chartex" xmlns:cx2="http://schemas.microsoft.com/office/drawing/2015/10/21/chartex" xmlns:cx3="http://schemas.microsoft.com/office/drawing/2016/5/9/chartex" xmlns:cx4="http://schemas.microsoft.com/office/drawing/2016/5/10/chartex" xmlns:cx5="http://schemas.microsoft.com/office/drawing/2016/5/11/chartex" xmlns:cx6="http://schemas.microsoft.com/office/drawing/2016/5/12/chartex" xmlns:cx7="http://schemas.microsoft.com/office/drawing/2016/5/13/chartex" xmlns:cx8="http://schemas.microsoft.com/office/drawing/2016/5/14/chartex" xmlns:mc="http://schemas.openxmlformats.org/markup-compatibility/2006" xmlns:aink="http://schemas.microsoft.com/office/drawing/2016/ink" xmlns:am3d="http://schemas.microsoft.com/office/drawing/2017/model3d" xmlns:o="urn:schemas-microsoft-com:office:office" xmlns:oel="http://schemas.microsoft.com/office/2019/extlst" xmlns:r="http://schemas.openxmlformats.org/officeDocument/2006/relationships" xmlns:m="http://schemas.openxmlformats.org/officeDocument/2006/math" xmlns:v="urn:schemas-microsoft-com:vml" xmlns:wp14="http://schemas.microsoft.com/office/word/2010/wordprocessingDrawing" xmlns:wp="http://schemas.openxmlformats.org/drawingml/2006/wordprocessingDrawing" xmlns:w10="urn:schemas-microsoft-com:office:word" xmlns:w="http://schemas.openxmlformats.org/wordprocessingml/2006/main" xmlns:w14="http://schemas.microsoft.com/office/word/2010/wordml" xmlns:w15="http://schemas.microsoft.com/office/word/2012/wordml" xmlns:w16cex="http://schemas.microsoft.com/office/word/2018/wordml/cex" xmlns:w16cid="http://schemas.microsoft.com/office/word/2016/wordml/cid" xmlns:w16="http://schemas.microsoft.com/office/word/2018/wordml" xmlns:w16du="http://schemas.microsoft.com/office/word/2023/wordml/word16du" xmlns:w16sdtdh="http://schemas.microsoft.com/office/word/2020/wordml/sdtdatahash" xmlns:w16sdtfl="http://schemas.microsoft.com/office/word/2024/wordml/sdtformatlock" xmlns:w16se="http://schemas.microsoft.com/office/word/2015/wordml/symex" xmlns:wpg="http://schemas.microsoft.com/office/word/2010/wordprocessingGroup" xmlns:wpi="http://schemas.microsoft.com/office/word/2010/wordprocessingInk" xmlns:wne="http://schemas.microsoft.com/office/word/2006/wordml" xmlns:wps="http://schemas.microsoft.com/office/word/2010/wordprocessingShape" mc:Ignorable="w14 w15 w16se w16cid w16 w16cex w16sdtdh w16sdtfl w16du wp14">
   <w:body>
     <w:p>
       <w:proofErr w:type="spellStart"/>
@@ -1320,15 +1320,15 @@
       </w:r>
       <w:proofErr w:type="spellEnd"/>
       <w:r>
-        <w:t xml:space="preserve"> signals.  Right </w:t>
+        <w:t xml:space="preserve"> signals.  Right mouse </w:t>
       </w:r>
       <w:proofErr w:type="gramStart"/>
       <w:r>
-        <w:t>mouse</w:t>
+        <w:t>click</w:t>
       </w:r>
       <w:proofErr w:type="gramEnd"/>
       <w:r>
-        <w:t xml:space="preserve"> click on the constraints folder in the sources tab and select Add Sources…</w:t>
+        <w:t xml:space="preserve"> on the constraints folder in the sources tab and select Add Sources…</w:t>
       </w:r>
     </w:p>
     <w:p/>
@@ -1385,7 +1385,15 @@
       </w:r>
       <w:proofErr w:type="gramEnd"/>
       <w:r>
-        <w:t xml:space="preserve"> Create Constraints radio button select, click Next.  Click Create File.  In the pop-up, choose a suitable name, click OK, then Finish.</w:t>
+        <w:t xml:space="preserve"> Create Constraints radio button </w:t>
+      </w:r>
+      <w:proofErr w:type="gramStart"/>
+      <w:r>
+        <w:t>select</w:t>
+      </w:r>
+      <w:proofErr w:type="gramEnd"/>
+      <w:r>
+        <w:t>, click Next.  Click Create File.  In the pop-up, choose a suitable name, click OK, then Finish.</w:t>
       </w:r>
     </w:p>
     <w:p/>
@@ -1907,7 +1915,15 @@
       </w:r>
       <w:proofErr w:type="gramEnd"/>
       <w:r>
-        <w:t xml:space="preserve"> you should get a IP Status tab.  Since the enhancedPwm_0 module is selected, just click on the Upgrade Selected button.</w:t>
+        <w:t xml:space="preserve"> you should get </w:t>
+      </w:r>
+      <w:proofErr w:type="gramStart"/>
+      <w:r>
+        <w:t>a</w:t>
+      </w:r>
+      <w:proofErr w:type="gramEnd"/>
+      <w:r>
+        <w:t xml:space="preserve"> IP Status tab.  Since the enhancedPwm_0 module is selected, just click on the Upgrade Selected button.</w:t>
       </w:r>
     </w:p>
     <w:p/>
@@ -2255,7 +2271,7 @@
 </file>
 
 <file path=word/endnotes.xml><?xml version="1.0" encoding="utf-8"?>
-<w:endnotes xmlns:wpc="http://schemas.microsoft.com/office/word/2010/wordprocessingCanvas" xmlns:cx="http://schemas.microsoft.com/office/drawing/2014/chartex" xmlns:cx1="http://schemas.microsoft.com/office/drawing/2015/9/8/chartex" xmlns:cx2="http://schemas.microsoft.com/office/drawing/2015/10/21/chartex" xmlns:cx3="http://schemas.microsoft.com/office/drawing/2016/5/9/chartex" xmlns:cx4="http://schemas.microsoft.com/office/drawing/2016/5/10/chartex" xmlns:cx5="http://schemas.microsoft.com/office/drawing/2016/5/11/chartex" xmlns:cx6="http://schemas.microsoft.com/office/drawing/2016/5/12/chartex" xmlns:cx7="http://schemas.microsoft.com/office/drawing/2016/5/13/chartex" xmlns:cx8="http://schemas.microsoft.com/office/drawing/2016/5/14/chartex" xmlns:mc="http://schemas.openxmlformats.org/markup-compatibility/2006" xmlns:aink="http://schemas.microsoft.com/office/drawing/2016/ink" xmlns:am3d="http://schemas.microsoft.com/office/drawing/2017/model3d" xmlns:o="urn:schemas-microsoft-com:office:office" xmlns:oel="http://schemas.microsoft.com/office/2019/extlst" xmlns:r="http://schemas.openxmlformats.org/officeDocument/2006/relationships" xmlns:m="http://schemas.openxmlformats.org/officeDocument/2006/math" xmlns:v="urn:schemas-microsoft-com:vml" xmlns:wp14="http://schemas.microsoft.com/office/word/2010/wordprocessingDrawing" xmlns:wp="http://schemas.openxmlformats.org/drawingml/2006/wordprocessingDrawing" xmlns:w10="urn:schemas-microsoft-com:office:word" xmlns:w="http://schemas.openxmlformats.org/wordprocessingml/2006/main" xmlns:w14="http://schemas.microsoft.com/office/word/2010/wordml" xmlns:w15="http://schemas.microsoft.com/office/word/2012/wordml" xmlns:w16cex="http://schemas.microsoft.com/office/word/2018/wordml/cex" xmlns:w16cid="http://schemas.microsoft.com/office/word/2016/wordml/cid" xmlns:w16="http://schemas.microsoft.com/office/word/2018/wordml" xmlns:w16sdtdh="http://schemas.microsoft.com/office/word/2020/wordml/sdtdatahash" xmlns:w16se="http://schemas.microsoft.com/office/word/2015/wordml/symex" xmlns:wpg="http://schemas.microsoft.com/office/word/2010/wordprocessingGroup" xmlns:wpi="http://schemas.microsoft.com/office/word/2010/wordprocessingInk" xmlns:wne="http://schemas.microsoft.com/office/word/2006/wordml" xmlns:wps="http://schemas.microsoft.com/office/word/2010/wordprocessingShape" mc:Ignorable="w14 w15 w16se w16cid w16 w16cex w16sdtdh wp14">
+<w:endnotes xmlns:wpc="http://schemas.microsoft.com/office/word/2010/wordprocessingCanvas" xmlns:cx="http://schemas.microsoft.com/office/drawing/2014/chartex" xmlns:cx1="http://schemas.microsoft.com/office/drawing/2015/9/8/chartex" xmlns:cx2="http://schemas.microsoft.com/office/drawing/2015/10/21/chartex" xmlns:cx3="http://schemas.microsoft.com/office/drawing/2016/5/9/chartex" xmlns:cx4="http://schemas.microsoft.com/office/drawing/2016/5/10/chartex" xmlns:cx5="http://schemas.microsoft.com/office/drawing/2016/5/11/chartex" xmlns:cx6="http://schemas.microsoft.com/office/drawing/2016/5/12/chartex" xmlns:cx7="http://schemas.microsoft.com/office/drawing/2016/5/13/chartex" xmlns:cx8="http://schemas.microsoft.com/office/drawing/2016/5/14/chartex" xmlns:mc="http://schemas.openxmlformats.org/markup-compatibility/2006" xmlns:aink="http://schemas.microsoft.com/office/drawing/2016/ink" xmlns:am3d="http://schemas.microsoft.com/office/drawing/2017/model3d" xmlns:o="urn:schemas-microsoft-com:office:office" xmlns:oel="http://schemas.microsoft.com/office/2019/extlst" xmlns:r="http://schemas.openxmlformats.org/officeDocument/2006/relationships" xmlns:m="http://schemas.openxmlformats.org/officeDocument/2006/math" xmlns:v="urn:schemas-microsoft-com:vml" xmlns:wp14="http://schemas.microsoft.com/office/word/2010/wordprocessingDrawing" xmlns:wp="http://schemas.openxmlformats.org/drawingml/2006/wordprocessingDrawing" xmlns:w10="urn:schemas-microsoft-com:office:word" xmlns:w="http://schemas.openxmlformats.org/wordprocessingml/2006/main" xmlns:w14="http://schemas.microsoft.com/office/word/2010/wordml" xmlns:w15="http://schemas.microsoft.com/office/word/2012/wordml" xmlns:w16cex="http://schemas.microsoft.com/office/word/2018/wordml/cex" xmlns:w16cid="http://schemas.microsoft.com/office/word/2016/wordml/cid" xmlns:w16="http://schemas.microsoft.com/office/word/2018/wordml" xmlns:w16du="http://schemas.microsoft.com/office/word/2023/wordml/word16du" xmlns:w16sdtdh="http://schemas.microsoft.com/office/word/2020/wordml/sdtdatahash" xmlns:w16sdtfl="http://schemas.microsoft.com/office/word/2024/wordml/sdtformatlock" xmlns:w16se="http://schemas.microsoft.com/office/word/2015/wordml/symex" xmlns:wpg="http://schemas.microsoft.com/office/word/2010/wordprocessingGroup" xmlns:wpi="http://schemas.microsoft.com/office/word/2010/wordprocessingInk" xmlns:wne="http://schemas.microsoft.com/office/word/2006/wordml" xmlns:wps="http://schemas.microsoft.com/office/word/2010/wordprocessingShape" mc:Ignorable="w14 w15 w16se w16cid w16 w16cex w16sdtdh w16sdtfl w16du wp14">
   <w:endnote w:type="separator" w:id="-1">
     <w:p>
       <w:pPr>
@@ -2280,7 +2296,7 @@
 </file>
 
 <file path=word/footer1.xml><?xml version="1.0" encoding="utf-8"?>
-<w:ftr xmlns:wpc="http://schemas.microsoft.com/office/word/2010/wordprocessingCanvas" xmlns:cx="http://schemas.microsoft.com/office/drawing/2014/chartex" xmlns:cx1="http://schemas.microsoft.com/office/drawing/2015/9/8/chartex" xmlns:cx2="http://schemas.microsoft.com/office/drawing/2015/10/21/chartex" xmlns:cx3="http://schemas.microsoft.com/office/drawing/2016/5/9/chartex" xmlns:cx4="http://schemas.microsoft.com/office/drawing/2016/5/10/chartex" xmlns:cx5="http://schemas.microsoft.com/office/drawing/2016/5/11/chartex" xmlns:cx6="http://schemas.microsoft.com/office/drawing/2016/5/12/chartex" xmlns:cx7="http://schemas.microsoft.com/office/drawing/2016/5/13/chartex" xmlns:cx8="http://schemas.microsoft.com/office/drawing/2016/5/14/chartex" xmlns:mc="http://schemas.openxmlformats.org/markup-compatibility/2006" xmlns:aink="http://schemas.microsoft.com/office/drawing/2016/ink" xmlns:am3d="http://schemas.microsoft.com/office/drawing/2017/model3d" xmlns:o="urn:schemas-microsoft-com:office:office" xmlns:oel="http://schemas.microsoft.com/office/2019/extlst" xmlns:r="http://schemas.openxmlformats.org/officeDocument/2006/relationships" xmlns:m="http://schemas.openxmlformats.org/officeDocument/2006/math" xmlns:v="urn:schemas-microsoft-com:vml" xmlns:wp14="http://schemas.microsoft.com/office/word/2010/wordprocessingDrawing" xmlns:wp="http://schemas.openxmlformats.org/drawingml/2006/wordprocessingDrawing" xmlns:w10="urn:schemas-microsoft-com:office:word" xmlns:w="http://schemas.openxmlformats.org/wordprocessingml/2006/main" xmlns:w14="http://schemas.microsoft.com/office/word/2010/wordml" xmlns:w15="http://schemas.microsoft.com/office/word/2012/wordml" xmlns:w16cex="http://schemas.microsoft.com/office/word/2018/wordml/cex" xmlns:w16cid="http://schemas.microsoft.com/office/word/2016/wordml/cid" xmlns:w16="http://schemas.microsoft.com/office/word/2018/wordml" xmlns:w16sdtdh="http://schemas.microsoft.com/office/word/2020/wordml/sdtdatahash" xmlns:w16se="http://schemas.microsoft.com/office/word/2015/wordml/symex" xmlns:wpg="http://schemas.microsoft.com/office/word/2010/wordprocessingGroup" xmlns:wpi="http://schemas.microsoft.com/office/word/2010/wordprocessingInk" xmlns:wne="http://schemas.microsoft.com/office/word/2006/wordml" xmlns:wps="http://schemas.microsoft.com/office/word/2010/wordprocessingShape" mc:Ignorable="w14 w15 w16se w16cid w16 w16cex w16sdtdh wp14">
+<w:ftr xmlns:wpc="http://schemas.microsoft.com/office/word/2010/wordprocessingCanvas" xmlns:cx="http://schemas.microsoft.com/office/drawing/2014/chartex" xmlns:cx1="http://schemas.microsoft.com/office/drawing/2015/9/8/chartex" xmlns:cx2="http://schemas.microsoft.com/office/drawing/2015/10/21/chartex" xmlns:cx3="http://schemas.microsoft.com/office/drawing/2016/5/9/chartex" xmlns:cx4="http://schemas.microsoft.com/office/drawing/2016/5/10/chartex" xmlns:cx5="http://schemas.microsoft.com/office/drawing/2016/5/11/chartex" xmlns:cx6="http://schemas.microsoft.com/office/drawing/2016/5/12/chartex" xmlns:cx7="http://schemas.microsoft.com/office/drawing/2016/5/13/chartex" xmlns:cx8="http://schemas.microsoft.com/office/drawing/2016/5/14/chartex" xmlns:mc="http://schemas.openxmlformats.org/markup-compatibility/2006" xmlns:aink="http://schemas.microsoft.com/office/drawing/2016/ink" xmlns:am3d="http://schemas.microsoft.com/office/drawing/2017/model3d" xmlns:o="urn:schemas-microsoft-com:office:office" xmlns:oel="http://schemas.microsoft.com/office/2019/extlst" xmlns:r="http://schemas.openxmlformats.org/officeDocument/2006/relationships" xmlns:m="http://schemas.openxmlformats.org/officeDocument/2006/math" xmlns:v="urn:schemas-microsoft-com:vml" xmlns:wp14="http://schemas.microsoft.com/office/word/2010/wordprocessingDrawing" xmlns:wp="http://schemas.openxmlformats.org/drawingml/2006/wordprocessingDrawing" xmlns:w10="urn:schemas-microsoft-com:office:word" xmlns:w="http://schemas.openxmlformats.org/wordprocessingml/2006/main" xmlns:w14="http://schemas.microsoft.com/office/word/2010/wordml" xmlns:w15="http://schemas.microsoft.com/office/word/2012/wordml" xmlns:w16cex="http://schemas.microsoft.com/office/word/2018/wordml/cex" xmlns:w16cid="http://schemas.microsoft.com/office/word/2016/wordml/cid" xmlns:w16="http://schemas.microsoft.com/office/word/2018/wordml" xmlns:w16du="http://schemas.microsoft.com/office/word/2023/wordml/word16du" xmlns:w16sdtdh="http://schemas.microsoft.com/office/word/2020/wordml/sdtdatahash" xmlns:w16sdtfl="http://schemas.microsoft.com/office/word/2024/wordml/sdtformatlock" xmlns:w16se="http://schemas.microsoft.com/office/word/2015/wordml/symex" xmlns:wpg="http://schemas.microsoft.com/office/word/2010/wordprocessingGroup" xmlns:wpi="http://schemas.microsoft.com/office/word/2010/wordprocessingInk" xmlns:wne="http://schemas.microsoft.com/office/word/2006/wordml" xmlns:wps="http://schemas.microsoft.com/office/word/2010/wordprocessingShape" mc:Ignorable="w14 w15 w16se w16cid w16 w16cex w16sdtdh w16sdtfl w16du wp14">
   <w:p>
     <w:pPr>
       <w:spacing w:after="0" w:line="259" w:lineRule="auto"/>
@@ -2331,7 +2347,7 @@
 </file>
 
 <file path=word/footer2.xml><?xml version="1.0" encoding="utf-8"?>
-<w:ftr xmlns:wpc="http://schemas.microsoft.com/office/word/2010/wordprocessingCanvas" xmlns:cx="http://schemas.microsoft.com/office/drawing/2014/chartex" xmlns:cx1="http://schemas.microsoft.com/office/drawing/2015/9/8/chartex" xmlns:cx2="http://schemas.microsoft.com/office/drawing/2015/10/21/chartex" xmlns:cx3="http://schemas.microsoft.com/office/drawing/2016/5/9/chartex" xmlns:cx4="http://schemas.microsoft.com/office/drawing/2016/5/10/chartex" xmlns:cx5="http://schemas.microsoft.com/office/drawing/2016/5/11/chartex" xmlns:cx6="http://schemas.microsoft.com/office/drawing/2016/5/12/chartex" xmlns:cx7="http://schemas.microsoft.com/office/drawing/2016/5/13/chartex" xmlns:cx8="http://schemas.microsoft.com/office/drawing/2016/5/14/chartex" xmlns:mc="http://schemas.openxmlformats.org/markup-compatibility/2006" xmlns:aink="http://schemas.microsoft.com/office/drawing/2016/ink" xmlns:am3d="http://schemas.microsoft.com/office/drawing/2017/model3d" xmlns:o="urn:schemas-microsoft-com:office:office" xmlns:oel="http://schemas.microsoft.com/office/2019/extlst" xmlns:r="http://schemas.openxmlformats.org/officeDocument/2006/relationships" xmlns:m="http://schemas.openxmlformats.org/officeDocument/2006/math" xmlns:v="urn:schemas-microsoft-com:vml" xmlns:wp14="http://schemas.microsoft.com/office/word/2010/wordprocessingDrawing" xmlns:wp="http://schemas.openxmlformats.org/drawingml/2006/wordprocessingDrawing" xmlns:w10="urn:schemas-microsoft-com:office:word" xmlns:w="http://schemas.openxmlformats.org/wordprocessingml/2006/main" xmlns:w14="http://schemas.microsoft.com/office/word/2010/wordml" xmlns:w15="http://schemas.microsoft.com/office/word/2012/wordml" xmlns:w16cex="http://schemas.microsoft.com/office/word/2018/wordml/cex" xmlns:w16cid="http://schemas.microsoft.com/office/word/2016/wordml/cid" xmlns:w16="http://schemas.microsoft.com/office/word/2018/wordml" xmlns:w16sdtdh="http://schemas.microsoft.com/office/word/2020/wordml/sdtdatahash" xmlns:w16se="http://schemas.microsoft.com/office/word/2015/wordml/symex" xmlns:wpg="http://schemas.microsoft.com/office/word/2010/wordprocessingGroup" xmlns:wpi="http://schemas.microsoft.com/office/word/2010/wordprocessingInk" xmlns:wne="http://schemas.microsoft.com/office/word/2006/wordml" xmlns:wps="http://schemas.microsoft.com/office/word/2010/wordprocessingShape" mc:Ignorable="w14 w15 w16se w16cid w16 w16cex w16sdtdh wp14">
+<w:ftr xmlns:wpc="http://schemas.microsoft.com/office/word/2010/wordprocessingCanvas" xmlns:cx="http://schemas.microsoft.com/office/drawing/2014/chartex" xmlns:cx1="http://schemas.microsoft.com/office/drawing/2015/9/8/chartex" xmlns:cx2="http://schemas.microsoft.com/office/drawing/2015/10/21/chartex" xmlns:cx3="http://schemas.microsoft.com/office/drawing/2016/5/9/chartex" xmlns:cx4="http://schemas.microsoft.com/office/drawing/2016/5/10/chartex" xmlns:cx5="http://schemas.microsoft.com/office/drawing/2016/5/11/chartex" xmlns:cx6="http://schemas.microsoft.com/office/drawing/2016/5/12/chartex" xmlns:cx7="http://schemas.microsoft.com/office/drawing/2016/5/13/chartex" xmlns:cx8="http://schemas.microsoft.com/office/drawing/2016/5/14/chartex" xmlns:mc="http://schemas.openxmlformats.org/markup-compatibility/2006" xmlns:aink="http://schemas.microsoft.com/office/drawing/2016/ink" xmlns:am3d="http://schemas.microsoft.com/office/drawing/2017/model3d" xmlns:o="urn:schemas-microsoft-com:office:office" xmlns:oel="http://schemas.microsoft.com/office/2019/extlst" xmlns:r="http://schemas.openxmlformats.org/officeDocument/2006/relationships" xmlns:m="http://schemas.openxmlformats.org/officeDocument/2006/math" xmlns:v="urn:schemas-microsoft-com:vml" xmlns:wp14="http://schemas.microsoft.com/office/word/2010/wordprocessingDrawing" xmlns:wp="http://schemas.openxmlformats.org/drawingml/2006/wordprocessingDrawing" xmlns:w10="urn:schemas-microsoft-com:office:word" xmlns:w="http://schemas.openxmlformats.org/wordprocessingml/2006/main" xmlns:w14="http://schemas.microsoft.com/office/word/2010/wordml" xmlns:w15="http://schemas.microsoft.com/office/word/2012/wordml" xmlns:w16cex="http://schemas.microsoft.com/office/word/2018/wordml/cex" xmlns:w16cid="http://schemas.microsoft.com/office/word/2016/wordml/cid" xmlns:w16="http://schemas.microsoft.com/office/word/2018/wordml" xmlns:w16du="http://schemas.microsoft.com/office/word/2023/wordml/word16du" xmlns:w16sdtdh="http://schemas.microsoft.com/office/word/2020/wordml/sdtdatahash" xmlns:w16sdtfl="http://schemas.microsoft.com/office/word/2024/wordml/sdtformatlock" xmlns:w16se="http://schemas.microsoft.com/office/word/2015/wordml/symex" xmlns:wpg="http://schemas.microsoft.com/office/word/2010/wordprocessingGroup" xmlns:wpi="http://schemas.microsoft.com/office/word/2010/wordprocessingInk" xmlns:wne="http://schemas.microsoft.com/office/word/2006/wordml" xmlns:wps="http://schemas.microsoft.com/office/word/2010/wordprocessingShape" mc:Ignorable="w14 w15 w16se w16cid w16 w16cex w16sdtdh w16sdtfl w16du wp14">
   <w:p>
     <w:pPr>
       <w:spacing w:after="0" w:line="259" w:lineRule="auto"/>
@@ -2383,7 +2399,7 @@
 </file>
 
 <file path=word/footer3.xml><?xml version="1.0" encoding="utf-8"?>
-<w:ftr xmlns:wpc="http://schemas.microsoft.com/office/word/2010/wordprocessingCanvas" xmlns:cx="http://schemas.microsoft.com/office/drawing/2014/chartex" xmlns:cx1="http://schemas.microsoft.com/office/drawing/2015/9/8/chartex" xmlns:cx2="http://schemas.microsoft.com/office/drawing/2015/10/21/chartex" xmlns:cx3="http://schemas.microsoft.com/office/drawing/2016/5/9/chartex" xmlns:cx4="http://schemas.microsoft.com/office/drawing/2016/5/10/chartex" xmlns:cx5="http://schemas.microsoft.com/office/drawing/2016/5/11/chartex" xmlns:cx6="http://schemas.microsoft.com/office/drawing/2016/5/12/chartex" xmlns:cx7="http://schemas.microsoft.com/office/drawing/2016/5/13/chartex" xmlns:cx8="http://schemas.microsoft.com/office/drawing/2016/5/14/chartex" xmlns:mc="http://schemas.openxmlformats.org/markup-compatibility/2006" xmlns:aink="http://schemas.microsoft.com/office/drawing/2016/ink" xmlns:am3d="http://schemas.microsoft.com/office/drawing/2017/model3d" xmlns:o="urn:schemas-microsoft-com:office:office" xmlns:oel="http://schemas.microsoft.com/office/2019/extlst" xmlns:r="http://schemas.openxmlformats.org/officeDocument/2006/relationships" xmlns:m="http://schemas.openxmlformats.org/officeDocument/2006/math" xmlns:v="urn:schemas-microsoft-com:vml" xmlns:wp14="http://schemas.microsoft.com/office/word/2010/wordprocessingDrawing" xmlns:wp="http://schemas.openxmlformats.org/drawingml/2006/wordprocessingDrawing" xmlns:w10="urn:schemas-microsoft-com:office:word" xmlns:w="http://schemas.openxmlformats.org/wordprocessingml/2006/main" xmlns:w14="http://schemas.microsoft.com/office/word/2010/wordml" xmlns:w15="http://schemas.microsoft.com/office/word/2012/wordml" xmlns:w16cex="http://schemas.microsoft.com/office/word/2018/wordml/cex" xmlns:w16cid="http://schemas.microsoft.com/office/word/2016/wordml/cid" xmlns:w16="http://schemas.microsoft.com/office/word/2018/wordml" xmlns:w16sdtdh="http://schemas.microsoft.com/office/word/2020/wordml/sdtdatahash" xmlns:w16se="http://schemas.microsoft.com/office/word/2015/wordml/symex" xmlns:wpg="http://schemas.microsoft.com/office/word/2010/wordprocessingGroup" xmlns:wpi="http://schemas.microsoft.com/office/word/2010/wordprocessingInk" xmlns:wne="http://schemas.microsoft.com/office/word/2006/wordml" xmlns:wps="http://schemas.microsoft.com/office/word/2010/wordprocessingShape" mc:Ignorable="w14 w15 w16se w16cid w16 w16cex w16sdtdh wp14">
+<w:ftr xmlns:wpc="http://schemas.microsoft.com/office/word/2010/wordprocessingCanvas" xmlns:cx="http://schemas.microsoft.com/office/drawing/2014/chartex" xmlns:cx1="http://schemas.microsoft.com/office/drawing/2015/9/8/chartex" xmlns:cx2="http://schemas.microsoft.com/office/drawing/2015/10/21/chartex" xmlns:cx3="http://schemas.microsoft.com/office/drawing/2016/5/9/chartex" xmlns:cx4="http://schemas.microsoft.com/office/drawing/2016/5/10/chartex" xmlns:cx5="http://schemas.microsoft.com/office/drawing/2016/5/11/chartex" xmlns:cx6="http://schemas.microsoft.com/office/drawing/2016/5/12/chartex" xmlns:cx7="http://schemas.microsoft.com/office/drawing/2016/5/13/chartex" xmlns:cx8="http://schemas.microsoft.com/office/drawing/2016/5/14/chartex" xmlns:mc="http://schemas.openxmlformats.org/markup-compatibility/2006" xmlns:aink="http://schemas.microsoft.com/office/drawing/2016/ink" xmlns:am3d="http://schemas.microsoft.com/office/drawing/2017/model3d" xmlns:o="urn:schemas-microsoft-com:office:office" xmlns:oel="http://schemas.microsoft.com/office/2019/extlst" xmlns:r="http://schemas.openxmlformats.org/officeDocument/2006/relationships" xmlns:m="http://schemas.openxmlformats.org/officeDocument/2006/math" xmlns:v="urn:schemas-microsoft-com:vml" xmlns:wp14="http://schemas.microsoft.com/office/word/2010/wordprocessingDrawing" xmlns:wp="http://schemas.openxmlformats.org/drawingml/2006/wordprocessingDrawing" xmlns:w10="urn:schemas-microsoft-com:office:word" xmlns:w="http://schemas.openxmlformats.org/wordprocessingml/2006/main" xmlns:w14="http://schemas.microsoft.com/office/word/2010/wordml" xmlns:w15="http://schemas.microsoft.com/office/word/2012/wordml" xmlns:w16cex="http://schemas.microsoft.com/office/word/2018/wordml/cex" xmlns:w16cid="http://schemas.microsoft.com/office/word/2016/wordml/cid" xmlns:w16="http://schemas.microsoft.com/office/word/2018/wordml" xmlns:w16du="http://schemas.microsoft.com/office/word/2023/wordml/word16du" xmlns:w16sdtdh="http://schemas.microsoft.com/office/word/2020/wordml/sdtdatahash" xmlns:w16sdtfl="http://schemas.microsoft.com/office/word/2024/wordml/sdtformatlock" xmlns:w16se="http://schemas.microsoft.com/office/word/2015/wordml/symex" xmlns:wpg="http://schemas.microsoft.com/office/word/2010/wordprocessingGroup" xmlns:wpi="http://schemas.microsoft.com/office/word/2010/wordprocessingInk" xmlns:wne="http://schemas.microsoft.com/office/word/2006/wordml" xmlns:wps="http://schemas.microsoft.com/office/word/2010/wordprocessingShape" mc:Ignorable="w14 w15 w16se w16cid w16 w16cex w16sdtdh w16sdtfl w16du wp14">
   <w:p>
     <w:pPr>
       <w:spacing w:after="0" w:line="259" w:lineRule="auto"/>
@@ -2435,7 +2451,7 @@
 </file>
 
 <file path=word/footnotes.xml><?xml version="1.0" encoding="utf-8"?>
-<w:footnotes xmlns:wpc="http://schemas.microsoft.com/office/word/2010/wordprocessingCanvas" xmlns:cx="http://schemas.microsoft.com/office/drawing/2014/chartex" xmlns:cx1="http://schemas.microsoft.com/office/drawing/2015/9/8/chartex" xmlns:cx2="http://schemas.microsoft.com/office/drawing/2015/10/21/chartex" xmlns:cx3="http://schemas.microsoft.com/office/drawing/2016/5/9/chartex" xmlns:cx4="http://schemas.microsoft.com/office/drawing/2016/5/10/chartex" xmlns:cx5="http://schemas.microsoft.com/office/drawing/2016/5/11/chartex" xmlns:cx6="http://schemas.microsoft.com/office/drawing/2016/5/12/chartex" xmlns:cx7="http://schemas.microsoft.com/office/drawing/2016/5/13/chartex" xmlns:cx8="http://schemas.microsoft.com/office/drawing/2016/5/14/chartex" xmlns:mc="http://schemas.openxmlformats.org/markup-compatibility/2006" xmlns:aink="http://schemas.microsoft.com/office/drawing/2016/ink" xmlns:am3d="http://schemas.microsoft.com/office/drawing/2017/model3d" xmlns:o="urn:schemas-microsoft-com:office:office" xmlns:oel="http://schemas.microsoft.com/office/2019/extlst" xmlns:r="http://schemas.openxmlformats.org/officeDocument/2006/relationships" xmlns:m="http://schemas.openxmlformats.org/officeDocument/2006/math" xmlns:v="urn:schemas-microsoft-com:vml" xmlns:wp14="http://schemas.microsoft.com/office/word/2010/wordprocessingDrawing" xmlns:wp="http://schemas.openxmlformats.org/drawingml/2006/wordprocessingDrawing" xmlns:w10="urn:schemas-microsoft-com:office:word" xmlns:w="http://schemas.openxmlformats.org/wordprocessingml/2006/main" xmlns:w14="http://schemas.microsoft.com/office/word/2010/wordml" xmlns:w15="http://schemas.microsoft.com/office/word/2012/wordml" xmlns:w16cex="http://schemas.microsoft.com/office/word/2018/wordml/cex" xmlns:w16cid="http://schemas.microsoft.com/office/word/2016/wordml/cid" xmlns:w16="http://schemas.microsoft.com/office/word/2018/wordml" xmlns:w16sdtdh="http://schemas.microsoft.com/office/word/2020/wordml/sdtdatahash" xmlns:w16se="http://schemas.microsoft.com/office/word/2015/wordml/symex" xmlns:wpg="http://schemas.microsoft.com/office/word/2010/wordprocessingGroup" xmlns:wpi="http://schemas.microsoft.com/office/word/2010/wordprocessingInk" xmlns:wne="http://schemas.microsoft.com/office/word/2006/wordml" xmlns:wps="http://schemas.microsoft.com/office/word/2010/wordprocessingShape" mc:Ignorable="w14 w15 w16se w16cid w16 w16cex w16sdtdh wp14">
+<w:footnotes xmlns:wpc="http://schemas.microsoft.com/office/word/2010/wordprocessingCanvas" xmlns:cx="http://schemas.microsoft.com/office/drawing/2014/chartex" xmlns:cx1="http://schemas.microsoft.com/office/drawing/2015/9/8/chartex" xmlns:cx2="http://schemas.microsoft.com/office/drawing/2015/10/21/chartex" xmlns:cx3="http://schemas.microsoft.com/office/drawing/2016/5/9/chartex" xmlns:cx4="http://schemas.microsoft.com/office/drawing/2016/5/10/chartex" xmlns:cx5="http://schemas.microsoft.com/office/drawing/2016/5/11/chartex" xmlns:cx6="http://schemas.microsoft.com/office/drawing/2016/5/12/chartex" xmlns:cx7="http://schemas.microsoft.com/office/drawing/2016/5/13/chartex" xmlns:cx8="http://schemas.microsoft.com/office/drawing/2016/5/14/chartex" xmlns:mc="http://schemas.openxmlformats.org/markup-compatibility/2006" xmlns:aink="http://schemas.microsoft.com/office/drawing/2016/ink" xmlns:am3d="http://schemas.microsoft.com/office/drawing/2017/model3d" xmlns:o="urn:schemas-microsoft-com:office:office" xmlns:oel="http://schemas.microsoft.com/office/2019/extlst" xmlns:r="http://schemas.openxmlformats.org/officeDocument/2006/relationships" xmlns:m="http://schemas.openxmlformats.org/officeDocument/2006/math" xmlns:v="urn:schemas-microsoft-com:vml" xmlns:wp14="http://schemas.microsoft.com/office/word/2010/wordprocessingDrawing" xmlns:wp="http://schemas.openxmlformats.org/drawingml/2006/wordprocessingDrawing" xmlns:w10="urn:schemas-microsoft-com:office:word" xmlns:w="http://schemas.openxmlformats.org/wordprocessingml/2006/main" xmlns:w14="http://schemas.microsoft.com/office/word/2010/wordml" xmlns:w15="http://schemas.microsoft.com/office/word/2012/wordml" xmlns:w16cex="http://schemas.microsoft.com/office/word/2018/wordml/cex" xmlns:w16cid="http://schemas.microsoft.com/office/word/2016/wordml/cid" xmlns:w16="http://schemas.microsoft.com/office/word/2018/wordml" xmlns:w16du="http://schemas.microsoft.com/office/word/2023/wordml/word16du" xmlns:w16sdtdh="http://schemas.microsoft.com/office/word/2020/wordml/sdtdatahash" xmlns:w16sdtfl="http://schemas.microsoft.com/office/word/2024/wordml/sdtformatlock" xmlns:w16se="http://schemas.microsoft.com/office/word/2015/wordml/symex" xmlns:wpg="http://schemas.microsoft.com/office/word/2010/wordprocessingGroup" xmlns:wpi="http://schemas.microsoft.com/office/word/2010/wordprocessingInk" xmlns:wne="http://schemas.microsoft.com/office/word/2006/wordml" xmlns:wps="http://schemas.microsoft.com/office/word/2010/wordprocessingShape" mc:Ignorable="w14 w15 w16se w16cid w16 w16cex w16sdtdh w16sdtfl w16du wp14">
   <w:footnote w:type="separator" w:id="-1">
     <w:p>
       <w:pPr>
@@ -2460,7 +2476,7 @@
 </file>
 
 <file path=word/header1.xml><?xml version="1.0" encoding="utf-8"?>
-<w:hdr xmlns:wpc="http://schemas.microsoft.com/office/word/2010/wordprocessingCanvas" xmlns:cx="http://schemas.microsoft.com/office/drawing/2014/chartex" xmlns:cx1="http://schemas.microsoft.com/office/drawing/2015/9/8/chartex" xmlns:cx2="http://schemas.microsoft.com/office/drawing/2015/10/21/chartex" xmlns:cx3="http://schemas.microsoft.com/office/drawing/2016/5/9/chartex" xmlns:cx4="http://schemas.microsoft.com/office/drawing/2016/5/10/chartex" xmlns:cx5="http://schemas.microsoft.com/office/drawing/2016/5/11/chartex" xmlns:cx6="http://schemas.microsoft.com/office/drawing/2016/5/12/chartex" xmlns:cx7="http://schemas.microsoft.com/office/drawing/2016/5/13/chartex" xmlns:cx8="http://schemas.microsoft.com/office/drawing/2016/5/14/chartex" xmlns:mc="http://schemas.openxmlformats.org/markup-compatibility/2006" xmlns:aink="http://schemas.microsoft.com/office/drawing/2016/ink" xmlns:am3d="http://schemas.microsoft.com/office/drawing/2017/model3d" xmlns:o="urn:schemas-microsoft-com:office:office" xmlns:oel="http://schemas.microsoft.com/office/2019/extlst" xmlns:r="http://schemas.openxmlformats.org/officeDocument/2006/relationships" xmlns:m="http://schemas.openxmlformats.org/officeDocument/2006/math" xmlns:v="urn:schemas-microsoft-com:vml" xmlns:wp14="http://schemas.microsoft.com/office/word/2010/wordprocessingDrawing" xmlns:wp="http://schemas.openxmlformats.org/drawingml/2006/wordprocessingDrawing" xmlns:w10="urn:schemas-microsoft-com:office:word" xmlns:w="http://schemas.openxmlformats.org/wordprocessingml/2006/main" xmlns:w14="http://schemas.microsoft.com/office/word/2010/wordml" xmlns:w15="http://schemas.microsoft.com/office/word/2012/wordml" xmlns:w16cex="http://schemas.microsoft.com/office/word/2018/wordml/cex" xmlns:w16cid="http://schemas.microsoft.com/office/word/2016/wordml/cid" xmlns:w16="http://schemas.microsoft.com/office/word/2018/wordml" xmlns:w16sdtdh="http://schemas.microsoft.com/office/word/2020/wordml/sdtdatahash" xmlns:w16se="http://schemas.microsoft.com/office/word/2015/wordml/symex" xmlns:wpg="http://schemas.microsoft.com/office/word/2010/wordprocessingGroup" xmlns:wpi="http://schemas.microsoft.com/office/word/2010/wordprocessingInk" xmlns:wne="http://schemas.microsoft.com/office/word/2006/wordml" xmlns:wps="http://schemas.microsoft.com/office/word/2010/wordprocessingShape" mc:Ignorable="w14 w15 w16se w16cid w16 w16cex w16sdtdh wp14">
+<w:hdr xmlns:wpc="http://schemas.microsoft.com/office/word/2010/wordprocessingCanvas" xmlns:cx="http://schemas.microsoft.com/office/drawing/2014/chartex" xmlns:cx1="http://schemas.microsoft.com/office/drawing/2015/9/8/chartex" xmlns:cx2="http://schemas.microsoft.com/office/drawing/2015/10/21/chartex" xmlns:cx3="http://schemas.microsoft.com/office/drawing/2016/5/9/chartex" xmlns:cx4="http://schemas.microsoft.com/office/drawing/2016/5/10/chartex" xmlns:cx5="http://schemas.microsoft.com/office/drawing/2016/5/11/chartex" xmlns:cx6="http://schemas.microsoft.com/office/drawing/2016/5/12/chartex" xmlns:cx7="http://schemas.microsoft.com/office/drawing/2016/5/13/chartex" xmlns:cx8="http://schemas.microsoft.com/office/drawing/2016/5/14/chartex" xmlns:mc="http://schemas.openxmlformats.org/markup-compatibility/2006" xmlns:aink="http://schemas.microsoft.com/office/drawing/2016/ink" xmlns:am3d="http://schemas.microsoft.com/office/drawing/2017/model3d" xmlns:o="urn:schemas-microsoft-com:office:office" xmlns:oel="http://schemas.microsoft.com/office/2019/extlst" xmlns:r="http://schemas.openxmlformats.org/officeDocument/2006/relationships" xmlns:m="http://schemas.openxmlformats.org/officeDocument/2006/math" xmlns:v="urn:schemas-microsoft-com:vml" xmlns:wp14="http://schemas.microsoft.com/office/word/2010/wordprocessingDrawing" xmlns:wp="http://schemas.openxmlformats.org/drawingml/2006/wordprocessingDrawing" xmlns:w10="urn:schemas-microsoft-com:office:word" xmlns:w="http://schemas.openxmlformats.org/wordprocessingml/2006/main" xmlns:w14="http://schemas.microsoft.com/office/word/2010/wordml" xmlns:w15="http://schemas.microsoft.com/office/word/2012/wordml" xmlns:w16cex="http://schemas.microsoft.com/office/word/2018/wordml/cex" xmlns:w16cid="http://schemas.microsoft.com/office/word/2016/wordml/cid" xmlns:w16="http://schemas.microsoft.com/office/word/2018/wordml" xmlns:w16du="http://schemas.microsoft.com/office/word/2023/wordml/word16du" xmlns:w16sdtdh="http://schemas.microsoft.com/office/word/2020/wordml/sdtdatahash" xmlns:w16sdtfl="http://schemas.microsoft.com/office/word/2024/wordml/sdtformatlock" xmlns:w16se="http://schemas.microsoft.com/office/word/2015/wordml/symex" xmlns:wpg="http://schemas.microsoft.com/office/word/2010/wordprocessingGroup" xmlns:wpi="http://schemas.microsoft.com/office/word/2010/wordprocessingInk" xmlns:wne="http://schemas.microsoft.com/office/word/2006/wordml" xmlns:wps="http://schemas.microsoft.com/office/word/2010/wordprocessingShape" mc:Ignorable="w14 w15 w16se w16cid w16 w16cex w16sdtdh w16sdtfl w16du wp14">
   <w:p>
     <w:pPr>
       <w:spacing w:after="0" w:line="259" w:lineRule="auto"/>
@@ -2536,7 +2552,7 @@
 </file>
 
 <file path=word/header2.xml><?xml version="1.0" encoding="utf-8"?>
-<w:hdr xmlns:wpc="http://schemas.microsoft.com/office/word/2010/wordprocessingCanvas" xmlns:cx="http://schemas.microsoft.com/office/drawing/2014/chartex" xmlns:cx1="http://schemas.microsoft.com/office/drawing/2015/9/8/chartex" xmlns:cx2="http://schemas.microsoft.com/office/drawing/2015/10/21/chartex" xmlns:cx3="http://schemas.microsoft.com/office/drawing/2016/5/9/chartex" xmlns:cx4="http://schemas.microsoft.com/office/drawing/2016/5/10/chartex" xmlns:cx5="http://schemas.microsoft.com/office/drawing/2016/5/11/chartex" xmlns:cx6="http://schemas.microsoft.com/office/drawing/2016/5/12/chartex" xmlns:cx7="http://schemas.microsoft.com/office/drawing/2016/5/13/chartex" xmlns:cx8="http://schemas.microsoft.com/office/drawing/2016/5/14/chartex" xmlns:mc="http://schemas.openxmlformats.org/markup-compatibility/2006" xmlns:aink="http://schemas.microsoft.com/office/drawing/2016/ink" xmlns:am3d="http://schemas.microsoft.com/office/drawing/2017/model3d" xmlns:o="urn:schemas-microsoft-com:office:office" xmlns:oel="http://schemas.microsoft.com/office/2019/extlst" xmlns:r="http://schemas.openxmlformats.org/officeDocument/2006/relationships" xmlns:m="http://schemas.openxmlformats.org/officeDocument/2006/math" xmlns:v="urn:schemas-microsoft-com:vml" xmlns:wp14="http://schemas.microsoft.com/office/word/2010/wordprocessingDrawing" xmlns:wp="http://schemas.openxmlformats.org/drawingml/2006/wordprocessingDrawing" xmlns:w10="urn:schemas-microsoft-com:office:word" xmlns:w="http://schemas.openxmlformats.org/wordprocessingml/2006/main" xmlns:w14="http://schemas.microsoft.com/office/word/2010/wordml" xmlns:w15="http://schemas.microsoft.com/office/word/2012/wordml" xmlns:w16cex="http://schemas.microsoft.com/office/word/2018/wordml/cex" xmlns:w16cid="http://schemas.microsoft.com/office/word/2016/wordml/cid" xmlns:w16="http://schemas.microsoft.com/office/word/2018/wordml" xmlns:w16sdtdh="http://schemas.microsoft.com/office/word/2020/wordml/sdtdatahash" xmlns:w16se="http://schemas.microsoft.com/office/word/2015/wordml/symex" xmlns:wpg="http://schemas.microsoft.com/office/word/2010/wordprocessingGroup" xmlns:wpi="http://schemas.microsoft.com/office/word/2010/wordprocessingInk" xmlns:wne="http://schemas.microsoft.com/office/word/2006/wordml" xmlns:wps="http://schemas.microsoft.com/office/word/2010/wordprocessingShape" mc:Ignorable="w14 w15 w16se w16cid w16 w16cex w16sdtdh wp14">
+<w:hdr xmlns:wpc="http://schemas.microsoft.com/office/word/2010/wordprocessingCanvas" xmlns:cx="http://schemas.microsoft.com/office/drawing/2014/chartex" xmlns:cx1="http://schemas.microsoft.com/office/drawing/2015/9/8/chartex" xmlns:cx2="http://schemas.microsoft.com/office/drawing/2015/10/21/chartex" xmlns:cx3="http://schemas.microsoft.com/office/drawing/2016/5/9/chartex" xmlns:cx4="http://schemas.microsoft.com/office/drawing/2016/5/10/chartex" xmlns:cx5="http://schemas.microsoft.com/office/drawing/2016/5/11/chartex" xmlns:cx6="http://schemas.microsoft.com/office/drawing/2016/5/12/chartex" xmlns:cx7="http://schemas.microsoft.com/office/drawing/2016/5/13/chartex" xmlns:cx8="http://schemas.microsoft.com/office/drawing/2016/5/14/chartex" xmlns:mc="http://schemas.openxmlformats.org/markup-compatibility/2006" xmlns:aink="http://schemas.microsoft.com/office/drawing/2016/ink" xmlns:am3d="http://schemas.microsoft.com/office/drawing/2017/model3d" xmlns:o="urn:schemas-microsoft-com:office:office" xmlns:oel="http://schemas.microsoft.com/office/2019/extlst" xmlns:r="http://schemas.openxmlformats.org/officeDocument/2006/relationships" xmlns:m="http://schemas.openxmlformats.org/officeDocument/2006/math" xmlns:v="urn:schemas-microsoft-com:vml" xmlns:wp14="http://schemas.microsoft.com/office/word/2010/wordprocessingDrawing" xmlns:wp="http://schemas.openxmlformats.org/drawingml/2006/wordprocessingDrawing" xmlns:w10="urn:schemas-microsoft-com:office:word" xmlns:w="http://schemas.openxmlformats.org/wordprocessingml/2006/main" xmlns:w14="http://schemas.microsoft.com/office/word/2010/wordml" xmlns:w15="http://schemas.microsoft.com/office/word/2012/wordml" xmlns:w16cex="http://schemas.microsoft.com/office/word/2018/wordml/cex" xmlns:w16cid="http://schemas.microsoft.com/office/word/2016/wordml/cid" xmlns:w16="http://schemas.microsoft.com/office/word/2018/wordml" xmlns:w16du="http://schemas.microsoft.com/office/word/2023/wordml/word16du" xmlns:w16sdtdh="http://schemas.microsoft.com/office/word/2020/wordml/sdtdatahash" xmlns:w16sdtfl="http://schemas.microsoft.com/office/word/2024/wordml/sdtformatlock" xmlns:w16se="http://schemas.microsoft.com/office/word/2015/wordml/symex" xmlns:wpg="http://schemas.microsoft.com/office/word/2010/wordprocessingGroup" xmlns:wpi="http://schemas.microsoft.com/office/word/2010/wordprocessingInk" xmlns:wne="http://schemas.microsoft.com/office/word/2006/wordml" xmlns:wps="http://schemas.microsoft.com/office/word/2010/wordprocessingShape" mc:Ignorable="w14 w15 w16se w16cid w16 w16cex w16sdtdh w16sdtfl w16du wp14">
   <w:p>
     <w:pPr>
       <w:spacing w:after="0" w:line="259" w:lineRule="auto"/>
@@ -2573,7 +2589,15 @@
         <w:bCs/>
         <w:noProof/>
       </w:rPr>
-      <w:t>498</w:t>
+      <w:t>48</w:t>
+    </w:r>
+    <w:r>
+      <w:rPr>
+        <w:b/>
+        <w:bCs/>
+        <w:noProof/>
+      </w:rPr>
+      <w:t>4</w:t>
     </w:r>
     <w:r>
       <w:rPr>
@@ -2596,7 +2620,7 @@
 </file>
 
 <file path=word/header3.xml><?xml version="1.0" encoding="utf-8"?>
-<w:hdr xmlns:wpc="http://schemas.microsoft.com/office/word/2010/wordprocessingCanvas" xmlns:cx="http://schemas.microsoft.com/office/drawing/2014/chartex" xmlns:cx1="http://schemas.microsoft.com/office/drawing/2015/9/8/chartex" xmlns:cx2="http://schemas.microsoft.com/office/drawing/2015/10/21/chartex" xmlns:cx3="http://schemas.microsoft.com/office/drawing/2016/5/9/chartex" xmlns:cx4="http://schemas.microsoft.com/office/drawing/2016/5/10/chartex" xmlns:cx5="http://schemas.microsoft.com/office/drawing/2016/5/11/chartex" xmlns:cx6="http://schemas.microsoft.com/office/drawing/2016/5/12/chartex" xmlns:cx7="http://schemas.microsoft.com/office/drawing/2016/5/13/chartex" xmlns:cx8="http://schemas.microsoft.com/office/drawing/2016/5/14/chartex" xmlns:mc="http://schemas.openxmlformats.org/markup-compatibility/2006" xmlns:aink="http://schemas.microsoft.com/office/drawing/2016/ink" xmlns:am3d="http://schemas.microsoft.com/office/drawing/2017/model3d" xmlns:o="urn:schemas-microsoft-com:office:office" xmlns:oel="http://schemas.microsoft.com/office/2019/extlst" xmlns:r="http://schemas.openxmlformats.org/officeDocument/2006/relationships" xmlns:m="http://schemas.openxmlformats.org/officeDocument/2006/math" xmlns:v="urn:schemas-microsoft-com:vml" xmlns:wp14="http://schemas.microsoft.com/office/word/2010/wordprocessingDrawing" xmlns:wp="http://schemas.openxmlformats.org/drawingml/2006/wordprocessingDrawing" xmlns:w10="urn:schemas-microsoft-com:office:word" xmlns:w="http://schemas.openxmlformats.org/wordprocessingml/2006/main" xmlns:w14="http://schemas.microsoft.com/office/word/2010/wordml" xmlns:w15="http://schemas.microsoft.com/office/word/2012/wordml" xmlns:w16cex="http://schemas.microsoft.com/office/word/2018/wordml/cex" xmlns:w16cid="http://schemas.microsoft.com/office/word/2016/wordml/cid" xmlns:w16="http://schemas.microsoft.com/office/word/2018/wordml" xmlns:w16sdtdh="http://schemas.microsoft.com/office/word/2020/wordml/sdtdatahash" xmlns:w16se="http://schemas.microsoft.com/office/word/2015/wordml/symex" xmlns:wpg="http://schemas.microsoft.com/office/word/2010/wordprocessingGroup" xmlns:wpi="http://schemas.microsoft.com/office/word/2010/wordprocessingInk" xmlns:wne="http://schemas.microsoft.com/office/word/2006/wordml" xmlns:wps="http://schemas.microsoft.com/office/word/2010/wordprocessingShape" mc:Ignorable="w14 w15 w16se w16cid w16 w16cex w16sdtdh wp14">
+<w:hdr xmlns:wpc="http://schemas.microsoft.com/office/word/2010/wordprocessingCanvas" xmlns:cx="http://schemas.microsoft.com/office/drawing/2014/chartex" xmlns:cx1="http://schemas.microsoft.com/office/drawing/2015/9/8/chartex" xmlns:cx2="http://schemas.microsoft.com/office/drawing/2015/10/21/chartex" xmlns:cx3="http://schemas.microsoft.com/office/drawing/2016/5/9/chartex" xmlns:cx4="http://schemas.microsoft.com/office/drawing/2016/5/10/chartex" xmlns:cx5="http://schemas.microsoft.com/office/drawing/2016/5/11/chartex" xmlns:cx6="http://schemas.microsoft.com/office/drawing/2016/5/12/chartex" xmlns:cx7="http://schemas.microsoft.com/office/drawing/2016/5/13/chartex" xmlns:cx8="http://schemas.microsoft.com/office/drawing/2016/5/14/chartex" xmlns:mc="http://schemas.openxmlformats.org/markup-compatibility/2006" xmlns:aink="http://schemas.microsoft.com/office/drawing/2016/ink" xmlns:am3d="http://schemas.microsoft.com/office/drawing/2017/model3d" xmlns:o="urn:schemas-microsoft-com:office:office" xmlns:oel="http://schemas.microsoft.com/office/2019/extlst" xmlns:r="http://schemas.openxmlformats.org/officeDocument/2006/relationships" xmlns:m="http://schemas.openxmlformats.org/officeDocument/2006/math" xmlns:v="urn:schemas-microsoft-com:vml" xmlns:wp14="http://schemas.microsoft.com/office/word/2010/wordprocessingDrawing" xmlns:wp="http://schemas.openxmlformats.org/drawingml/2006/wordprocessingDrawing" xmlns:w10="urn:schemas-microsoft-com:office:word" xmlns:w="http://schemas.openxmlformats.org/wordprocessingml/2006/main" xmlns:w14="http://schemas.microsoft.com/office/word/2010/wordml" xmlns:w15="http://schemas.microsoft.com/office/word/2012/wordml" xmlns:w16cex="http://schemas.microsoft.com/office/word/2018/wordml/cex" xmlns:w16cid="http://schemas.microsoft.com/office/word/2016/wordml/cid" xmlns:w16="http://schemas.microsoft.com/office/word/2018/wordml" xmlns:w16du="http://schemas.microsoft.com/office/word/2023/wordml/word16du" xmlns:w16sdtdh="http://schemas.microsoft.com/office/word/2020/wordml/sdtdatahash" xmlns:w16sdtfl="http://schemas.microsoft.com/office/word/2024/wordml/sdtformatlock" xmlns:w16se="http://schemas.microsoft.com/office/word/2015/wordml/symex" xmlns:wpg="http://schemas.microsoft.com/office/word/2010/wordprocessingGroup" xmlns:wpi="http://schemas.microsoft.com/office/word/2010/wordprocessingInk" xmlns:wne="http://schemas.microsoft.com/office/word/2006/wordml" xmlns:wps="http://schemas.microsoft.com/office/word/2010/wordprocessingShape" mc:Ignorable="w14 w15 w16se w16cid w16 w16cex w16sdtdh w16sdtfl w16du wp14">
   <w:p>
     <w:pPr>
       <w:spacing w:after="0" w:line="259" w:lineRule="auto"/>
@@ -2660,7 +2684,7 @@
 </file>
 
 <file path=word/numbering.xml><?xml version="1.0" encoding="utf-8"?>
-<w:numbering xmlns:wpc="http://schemas.microsoft.com/office/word/2010/wordprocessingCanvas" xmlns:cx="http://schemas.microsoft.com/office/drawing/2014/chartex" xmlns:cx1="http://schemas.microsoft.com/office/drawing/2015/9/8/chartex" xmlns:cx2="http://schemas.microsoft.com/office/drawing/2015/10/21/chartex" xmlns:cx3="http://schemas.microsoft.com/office/drawing/2016/5/9/chartex" xmlns:cx4="http://schemas.microsoft.com/office/drawing/2016/5/10/chartex" xmlns:cx5="http://schemas.microsoft.com/office/drawing/2016/5/11/chartex" xmlns:cx6="http://schemas.microsoft.com/office/drawing/2016/5/12/chartex" xmlns:cx7="http://schemas.microsoft.com/office/drawing/2016/5/13/chartex" xmlns:cx8="http://schemas.microsoft.com/office/drawing/2016/5/14/chartex" xmlns:mc="http://schemas.openxmlformats.org/markup-compatibility/2006" xmlns:aink="http://schemas.microsoft.com/office/drawing/2016/ink" xmlns:am3d="http://schemas.microsoft.com/office/drawing/2017/model3d" xmlns:o="urn:schemas-microsoft-com:office:office" xmlns:oel="http://schemas.microsoft.com/office/2019/extlst" xmlns:r="http://schemas.openxmlformats.org/officeDocument/2006/relationships" xmlns:m="http://schemas.openxmlformats.org/officeDocument/2006/math" xmlns:v="urn:schemas-microsoft-com:vml" xmlns:wp14="http://schemas.microsoft.com/office/word/2010/wordprocessingDrawing" xmlns:wp="http://schemas.openxmlformats.org/drawingml/2006/wordprocessingDrawing" xmlns:w10="urn:schemas-microsoft-com:office:word" xmlns:w="http://schemas.openxmlformats.org/wordprocessingml/2006/main" xmlns:w14="http://schemas.microsoft.com/office/word/2010/wordml" xmlns:w15="http://schemas.microsoft.com/office/word/2012/wordml" xmlns:w16cex="http://schemas.microsoft.com/office/word/2018/wordml/cex" xmlns:w16cid="http://schemas.microsoft.com/office/word/2016/wordml/cid" xmlns:w16="http://schemas.microsoft.com/office/word/2018/wordml" xmlns:w16sdtdh="http://schemas.microsoft.com/office/word/2020/wordml/sdtdatahash" xmlns:w16se="http://schemas.microsoft.com/office/word/2015/wordml/symex" xmlns:wpg="http://schemas.microsoft.com/office/word/2010/wordprocessingGroup" xmlns:wpi="http://schemas.microsoft.com/office/word/2010/wordprocessingInk" xmlns:wne="http://schemas.microsoft.com/office/word/2006/wordml" xmlns:wps="http://schemas.microsoft.com/office/word/2010/wordprocessingShape" mc:Ignorable="w14 w15 w16se w16cid w16 w16cex w16sdtdh wp14">
+<w:numbering xmlns:wpc="http://schemas.microsoft.com/office/word/2010/wordprocessingCanvas" xmlns:cx="http://schemas.microsoft.com/office/drawing/2014/chartex" xmlns:cx1="http://schemas.microsoft.com/office/drawing/2015/9/8/chartex" xmlns:cx2="http://schemas.microsoft.com/office/drawing/2015/10/21/chartex" xmlns:cx3="http://schemas.microsoft.com/office/drawing/2016/5/9/chartex" xmlns:cx4="http://schemas.microsoft.com/office/drawing/2016/5/10/chartex" xmlns:cx5="http://schemas.microsoft.com/office/drawing/2016/5/11/chartex" xmlns:cx6="http://schemas.microsoft.com/office/drawing/2016/5/12/chartex" xmlns:cx7="http://schemas.microsoft.com/office/drawing/2016/5/13/chartex" xmlns:cx8="http://schemas.microsoft.com/office/drawing/2016/5/14/chartex" xmlns:mc="http://schemas.openxmlformats.org/markup-compatibility/2006" xmlns:aink="http://schemas.microsoft.com/office/drawing/2016/ink" xmlns:am3d="http://schemas.microsoft.com/office/drawing/2017/model3d" xmlns:o="urn:schemas-microsoft-com:office:office" xmlns:oel="http://schemas.microsoft.com/office/2019/extlst" xmlns:r="http://schemas.openxmlformats.org/officeDocument/2006/relationships" xmlns:m="http://schemas.openxmlformats.org/officeDocument/2006/math" xmlns:v="urn:schemas-microsoft-com:vml" xmlns:wp14="http://schemas.microsoft.com/office/word/2010/wordprocessingDrawing" xmlns:wp="http://schemas.openxmlformats.org/drawingml/2006/wordprocessingDrawing" xmlns:w10="urn:schemas-microsoft-com:office:word" xmlns:w="http://schemas.openxmlformats.org/wordprocessingml/2006/main" xmlns:w14="http://schemas.microsoft.com/office/word/2010/wordml" xmlns:w15="http://schemas.microsoft.com/office/word/2012/wordml" xmlns:w16cex="http://schemas.microsoft.com/office/word/2018/wordml/cex" xmlns:w16cid="http://schemas.microsoft.com/office/word/2016/wordml/cid" xmlns:w16="http://schemas.microsoft.com/office/word/2018/wordml" xmlns:w16du="http://schemas.microsoft.com/office/word/2023/wordml/word16du" xmlns:w16sdtdh="http://schemas.microsoft.com/office/word/2020/wordml/sdtdatahash" xmlns:w16sdtfl="http://schemas.microsoft.com/office/word/2024/wordml/sdtformatlock" xmlns:w16se="http://schemas.microsoft.com/office/word/2015/wordml/symex" xmlns:wpg="http://schemas.microsoft.com/office/word/2010/wordprocessingGroup" xmlns:wpi="http://schemas.microsoft.com/office/word/2010/wordprocessingInk" xmlns:wne="http://schemas.microsoft.com/office/word/2006/wordml" xmlns:wps="http://schemas.microsoft.com/office/word/2010/wordprocessingShape" mc:Ignorable="w14 w15 w16se w16cid w16 w16cex w16sdtdh w16sdtfl w16du wp14">
   <w:abstractNum w:abstractNumId="0" w15:restartNumberingAfterBreak="0">
     <w:nsid w:val="00531572"/>
     <w:multiLevelType w:val="hybridMultilevel"/>
@@ -5867,7 +5891,7 @@
 </file>
 
 <file path=word/styles.xml><?xml version="1.0" encoding="utf-8"?>
-<w:styles xmlns:mc="http://schemas.openxmlformats.org/markup-compatibility/2006" xmlns:r="http://schemas.openxmlformats.org/officeDocument/2006/relationships" xmlns:w="http://schemas.openxmlformats.org/wordprocessingml/2006/main" xmlns:w14="http://schemas.microsoft.com/office/word/2010/wordml" xmlns:w15="http://schemas.microsoft.com/office/word/2012/wordml" xmlns:w16cex="http://schemas.microsoft.com/office/word/2018/wordml/cex" xmlns:w16cid="http://schemas.microsoft.com/office/word/2016/wordml/cid" xmlns:w16="http://schemas.microsoft.com/office/word/2018/wordml" xmlns:w16sdtdh="http://schemas.microsoft.com/office/word/2020/wordml/sdtdatahash" xmlns:w16se="http://schemas.microsoft.com/office/word/2015/wordml/symex" mc:Ignorable="w14 w15 w16se w16cid w16 w16cex w16sdtdh">
+<w:styles xmlns:mc="http://schemas.openxmlformats.org/markup-compatibility/2006" xmlns:r="http://schemas.openxmlformats.org/officeDocument/2006/relationships" xmlns:w="http://schemas.openxmlformats.org/wordprocessingml/2006/main" xmlns:w14="http://schemas.microsoft.com/office/word/2010/wordml" xmlns:w15="http://schemas.microsoft.com/office/word/2012/wordml" xmlns:w16cex="http://schemas.microsoft.com/office/word/2018/wordml/cex" xmlns:w16cid="http://schemas.microsoft.com/office/word/2016/wordml/cid" xmlns:w16="http://schemas.microsoft.com/office/word/2018/wordml" xmlns:w16du="http://schemas.microsoft.com/office/word/2023/wordml/word16du" xmlns:w16sdtdh="http://schemas.microsoft.com/office/word/2020/wordml/sdtdatahash" xmlns:w16sdtfl="http://schemas.microsoft.com/office/word/2024/wordml/sdtformatlock" xmlns:w16se="http://schemas.microsoft.com/office/word/2015/wordml/symex" mc:Ignorable="w14 w15 w16se w16cid w16 w16cex w16sdtdh w16sdtfl w16du">
   <w:docDefaults>
     <w:rPrDefault>
       <w:rPr>

--- a/Advanced-Digital-Design/howTo/howTo 09 Interface IP to the Zynq.docx
+++ b/Advanced-Digital-Design/howTo/howTo 09 Interface IP to the Zynq.docx
@@ -3,11 +3,9 @@
 <w:document xmlns:wpc="http://schemas.microsoft.com/office/word/2010/wordprocessingCanvas" xmlns:cx="http://schemas.microsoft.com/office/drawing/2014/chartex" xmlns:cx1="http://schemas.microsoft.com/office/drawing/2015/9/8/chartex" xmlns:cx2="http://schemas.microsoft.com/office/drawing/2015/10/21/chartex" xmlns:cx3="http://schemas.microsoft.com/office/drawing/2016/5/9/chartex" xmlns:cx4="http://schemas.microsoft.com/office/drawing/2016/5/10/chartex" xmlns:cx5="http://schemas.microsoft.com/office/drawing/2016/5/11/chartex" xmlns:cx6="http://schemas.microsoft.com/office/drawing/2016/5/12/chartex" xmlns:cx7="http://schemas.microsoft.com/office/drawing/2016/5/13/chartex" xmlns:cx8="http://schemas.microsoft.com/office/drawing/2016/5/14/chartex" xmlns:mc="http://schemas.openxmlformats.org/markup-compatibility/2006" xmlns:aink="http://schemas.microsoft.com/office/drawing/2016/ink" xmlns:am3d="http://schemas.microsoft.com/office/drawing/2017/model3d" xmlns:o="urn:schemas-microsoft-com:office:office" xmlns:oel="http://schemas.microsoft.com/office/2019/extlst" xmlns:r="http://schemas.openxmlformats.org/officeDocument/2006/relationships" xmlns:m="http://schemas.openxmlformats.org/officeDocument/2006/math" xmlns:v="urn:schemas-microsoft-com:vml" xmlns:wp14="http://schemas.microsoft.com/office/word/2010/wordprocessingDrawing" xmlns:wp="http://schemas.openxmlformats.org/drawingml/2006/wordprocessingDrawing" xmlns:w10="urn:schemas-microsoft-com:office:word" xmlns:w="http://schemas.openxmlformats.org/wordprocessingml/2006/main" xmlns:w14="http://schemas.microsoft.com/office/word/2010/wordml" xmlns:w15="http://schemas.microsoft.com/office/word/2012/wordml" xmlns:w16cex="http://schemas.microsoft.com/office/word/2018/wordml/cex" xmlns:w16cid="http://schemas.microsoft.com/office/word/2016/wordml/cid" xmlns:w16="http://schemas.microsoft.com/office/word/2018/wordml" xmlns:w16du="http://schemas.microsoft.com/office/word/2023/wordml/word16du" xmlns:w16sdtdh="http://schemas.microsoft.com/office/word/2020/wordml/sdtdatahash" xmlns:w16sdtfl="http://schemas.microsoft.com/office/word/2024/wordml/sdtformatlock" xmlns:w16se="http://schemas.microsoft.com/office/word/2015/wordml/symex" xmlns:wpg="http://schemas.microsoft.com/office/word/2010/wordprocessingGroup" xmlns:wpi="http://schemas.microsoft.com/office/word/2010/wordprocessingInk" xmlns:wne="http://schemas.microsoft.com/office/word/2006/wordml" xmlns:wps="http://schemas.microsoft.com/office/word/2010/wordprocessingShape" mc:Ignorable="w14 w15 w16se w16cid w16 w16cex w16sdtdh w16sdtfl w16du wp14">
   <w:body>
     <w:p>
-      <w:proofErr w:type="spellStart"/>
       <w:r>
         <w:t>HowTo</w:t>
       </w:r>
-      <w:proofErr w:type="spellEnd"/>
       <w:r>
         <w:tab/>
         <w:t>Interface IP to the Zynq</w:t>
@@ -16,23 +14,7 @@
     <w:p/>
     <w:p>
       <w:r>
-        <w:t xml:space="preserve">I created a new project called </w:t>
-      </w:r>
-      <w:proofErr w:type="spellStart"/>
-      <w:r>
-        <w:t>ZynqWithPwm</w:t>
-      </w:r>
-      <w:proofErr w:type="spellEnd"/>
-      <w:r>
-        <w:t xml:space="preserve">.  In the Flow Navigator click on Create Block Diagram.  In the Create Block Design pop-up, provide a design name.  Feel free to give your design a better name than design_1, I used </w:t>
-      </w:r>
-      <w:proofErr w:type="spellStart"/>
-      <w:r>
-        <w:t>ZynqQWithPwm</w:t>
-      </w:r>
-      <w:proofErr w:type="spellEnd"/>
-      <w:r>
-        <w:t>.</w:t>
+        <w:t>I created a new project called ZynqWithPwm.  In the Flow Navigator click on Create Block Diagram.  In the Create Block Design pop-up, provide a design name.  Feel free to give your design a better name than design_1, I used ZynqQWithPwm.</w:t>
       </w:r>
     </w:p>
     <w:p/>
@@ -81,23 +63,60 @@
     <w:p/>
     <w:p>
       <w:r>
-        <w:t xml:space="preserve">You will have a blank canvas to place parts on.  Let’s start by adding our </w:t>
-      </w:r>
-      <w:proofErr w:type="spellStart"/>
-      <w:r>
-        <w:t>enhancedPwm</w:t>
-      </w:r>
-      <w:proofErr w:type="spellEnd"/>
-      <w:r>
-        <w:t xml:space="preserve">.  Click on the IP Catalog link in the Flow Navigator menu.  Collapse the </w:t>
-      </w:r>
-      <w:proofErr w:type="spellStart"/>
-      <w:r>
-        <w:t>Vivado</w:t>
-      </w:r>
-      <w:proofErr w:type="spellEnd"/>
-      <w:r>
-        <w:t xml:space="preserve"> Repository and right click in the blank area and select “Add Repository…”</w:t>
+        <w:t xml:space="preserve">You will have a blank canvas to place parts on.  Let’s start by adding our enhancedPwm.  Click on the IP Catalog link in the Flow Navigator menu.  </w:t>
+      </w:r>
+      <w:r>
+        <w:t>You should see your enhancedPwm IP in the User Repository as shown below.  If you don’t follow the instructions below.</w:t>
+      </w:r>
+    </w:p>
+    <w:p>
+      <w:r>
+        <w:rPr>
+          <w:noProof/>
+        </w:rPr>
+        <w:drawing>
+          <wp:inline distT="0" distB="0" distL="0" distR="0" wp14:anchorId="5B21F1B6" wp14:editId="5262F484">
+            <wp:extent cx="3679371" cy="1629469"/>
+            <wp:effectExtent l="0" t="0" r="0" b="8890"/>
+            <wp:docPr id="1908524730" name="Picture 1" descr="A screenshot of a computer&#10;&#10;AI-generated content may be incorrect."/>
+            <wp:cNvGraphicFramePr>
+              <a:graphicFrameLocks xmlns:a="http://schemas.openxmlformats.org/drawingml/2006/main" noChangeAspect="1"/>
+            </wp:cNvGraphicFramePr>
+            <a:graphic xmlns:a="http://schemas.openxmlformats.org/drawingml/2006/main">
+              <a:graphicData uri="http://schemas.openxmlformats.org/drawingml/2006/picture">
+                <pic:pic xmlns:pic="http://schemas.openxmlformats.org/drawingml/2006/picture">
+                  <pic:nvPicPr>
+                    <pic:cNvPr id="1908524730" name="Picture 1" descr="A screenshot of a computer&#10;&#10;AI-generated content may be incorrect."/>
+                    <pic:cNvPicPr/>
+                  </pic:nvPicPr>
+                  <pic:blipFill>
+                    <a:blip r:embed="rId9"/>
+                    <a:stretch>
+                      <a:fillRect/>
+                    </a:stretch>
+                  </pic:blipFill>
+                  <pic:spPr>
+                    <a:xfrm>
+                      <a:off x="0" y="0"/>
+                      <a:ext cx="3682385" cy="1630804"/>
+                    </a:xfrm>
+                    <a:prstGeom prst="rect">
+                      <a:avLst/>
+                    </a:prstGeom>
+                  </pic:spPr>
+                </pic:pic>
+              </a:graphicData>
+            </a:graphic>
+          </wp:inline>
+        </w:drawing>
+      </w:r>
+    </w:p>
+    <w:p>
+      <w:r>
+        <w:t xml:space="preserve">If your user repo is not shown, you will have to load it as follows.  </w:t>
+      </w:r>
+      <w:r>
+        <w:t>Collapse the Vivado Repository and right click in the blank area and select “Add Repository…”</w:t>
       </w:r>
     </w:p>
     <w:p>
@@ -121,7 +140,7 @@
                     <pic:cNvPicPr/>
                   </pic:nvPicPr>
                   <pic:blipFill>
-                    <a:blip r:embed="rId9"/>
+                    <a:blip r:embed="rId10"/>
                     <a:stretch>
                       <a:fillRect/>
                     </a:stretch>
@@ -147,15 +166,7 @@
         <w:ind w:left="0" w:firstLine="0"/>
       </w:pPr>
       <w:r>
-        <w:t xml:space="preserve">Navigate to the directory where you stored the </w:t>
-      </w:r>
-      <w:proofErr w:type="spellStart"/>
-      <w:r>
-        <w:t>enhancedPwm</w:t>
-      </w:r>
-      <w:proofErr w:type="spellEnd"/>
-      <w:r>
-        <w:t xml:space="preserve"> IP and click select.</w:t>
+        <w:t>Navigate to the directory where you stored the enhancedPwm IP and click select.</w:t>
       </w:r>
     </w:p>
     <w:p>
@@ -163,6 +174,7 @@
         <w:rPr>
           <w:noProof/>
         </w:rPr>
+        <w:lastRenderedPageBreak/>
         <w:drawing>
           <wp:inline distT="0" distB="0" distL="0" distR="0" wp14:anchorId="221F1E30" wp14:editId="53F49BF6">
             <wp:extent cx="2340429" cy="2156645"/>
@@ -179,7 +191,7 @@
                     <pic:cNvPicPr/>
                   </pic:nvPicPr>
                   <pic:blipFill>
-                    <a:blip r:embed="rId10"/>
+                    <a:blip r:embed="rId11"/>
                     <a:stretch>
                       <a:fillRect/>
                     </a:stretch>
@@ -200,18 +212,28 @@
         </w:drawing>
       </w:r>
     </w:p>
-    <w:p>
-      <w:r>
-        <w:lastRenderedPageBreak/>
-        <w:t>Now go back to the Diagram tab and click on the Add IP button (circled in red) in the Diagram tool bar.  Type “</w:t>
-      </w:r>
-      <w:proofErr w:type="spellStart"/>
-      <w:r>
-        <w:t>enhan</w:t>
-      </w:r>
-      <w:proofErr w:type="spellEnd"/>
-      <w:r>
-        <w:t xml:space="preserve">” in the search area and select enhancedPwm_ip_v1.0. </w:t>
+    <w:p/>
+    <w:p>
+      <w:r>
+        <w:t xml:space="preserve">Now go back to the Diagram tab and click on the Add IP button (circled in red) in the Diagram tool bar.  Type “enhan” in the search area and </w:t>
+      </w:r>
+      <w:r>
+        <w:t>double click on</w:t>
+      </w:r>
+      <w:r>
+        <w:t xml:space="preserve"> </w:t>
+      </w:r>
+      <w:r>
+        <w:t xml:space="preserve">your </w:t>
+      </w:r>
+      <w:r>
+        <w:t>enhancedPwm</w:t>
+      </w:r>
+      <w:r>
+        <w:t xml:space="preserve"> IP</w:t>
+      </w:r>
+      <w:r>
+        <w:t xml:space="preserve">. </w:t>
       </w:r>
     </w:p>
     <w:p/>
@@ -236,7 +258,7 @@
                     <pic:cNvPicPr/>
                   </pic:nvPicPr>
                   <pic:blipFill>
-                    <a:blip r:embed="rId11"/>
+                    <a:blip r:embed="rId12"/>
                     <a:stretch>
                       <a:fillRect/>
                     </a:stretch>
@@ -260,15 +282,7 @@
     <w:p/>
     <w:p>
       <w:r>
-        <w:t xml:space="preserve">You should see the </w:t>
-      </w:r>
-      <w:proofErr w:type="spellStart"/>
-      <w:r>
-        <w:t>enhancedPwm</w:t>
-      </w:r>
-      <w:proofErr w:type="spellEnd"/>
-      <w:r>
-        <w:t xml:space="preserve"> component in the Diagram window.</w:t>
+        <w:t>You should see the enhancedPwm component in the Diagram window.</w:t>
       </w:r>
     </w:p>
     <w:p>
@@ -292,7 +306,7 @@
                     <pic:cNvPicPr/>
                   </pic:nvPicPr>
                   <pic:blipFill>
-                    <a:blip r:embed="rId12"/>
+                    <a:blip r:embed="rId13"/>
                     <a:stretch>
                       <a:fillRect/>
                     </a:stretch>
@@ -316,15 +330,7 @@
     <w:p/>
     <w:p>
       <w:r>
-        <w:t>Again, click on the Add IP button in the Diagram tool bar.  Type “</w:t>
-      </w:r>
-      <w:proofErr w:type="spellStart"/>
-      <w:r>
-        <w:t>zy</w:t>
-      </w:r>
-      <w:proofErr w:type="spellEnd"/>
-      <w:r>
-        <w:t xml:space="preserve">” in the search area select ZYNQ7 Processing System.  You now have the two main components of your design. </w:t>
+        <w:t xml:space="preserve">Again, click on the Add IP button in the Diagram tool bar.  Type “zy” in the search area select ZYNQ7 Processing System.  You now have the two main components of your design. </w:t>
       </w:r>
     </w:p>
     <w:p>
@@ -332,6 +338,7 @@
         <w:rPr>
           <w:noProof/>
         </w:rPr>
+        <w:lastRenderedPageBreak/>
         <w:drawing>
           <wp:inline distT="0" distB="0" distL="0" distR="0" wp14:anchorId="1ABF181E" wp14:editId="300CF218">
             <wp:extent cx="2880000" cy="1360923"/>
@@ -348,7 +355,7 @@
                     <pic:cNvPicPr/>
                   </pic:nvPicPr>
                   <pic:blipFill>
-                    <a:blip r:embed="rId13"/>
+                    <a:blip r:embed="rId14"/>
                     <a:stretch>
                       <a:fillRect/>
                     </a:stretch>
@@ -411,72 +418,6 @@
             <wp:extent cx="2880000" cy="2238769"/>
             <wp:effectExtent l="0" t="0" r="0" b="9525"/>
             <wp:docPr id="44" name="Picture 44"/>
-            <wp:cNvGraphicFramePr>
-              <a:graphicFrameLocks xmlns:a="http://schemas.openxmlformats.org/drawingml/2006/main" noChangeAspect="1"/>
-            </wp:cNvGraphicFramePr>
-            <a:graphic xmlns:a="http://schemas.openxmlformats.org/drawingml/2006/main">
-              <a:graphicData uri="http://schemas.openxmlformats.org/drawingml/2006/picture">
-                <pic:pic xmlns:pic="http://schemas.openxmlformats.org/drawingml/2006/picture">
-                  <pic:nvPicPr>
-                    <pic:cNvPr id="1" name=""/>
-                    <pic:cNvPicPr/>
-                  </pic:nvPicPr>
-                  <pic:blipFill>
-                    <a:blip r:embed="rId14"/>
-                    <a:stretch>
-                      <a:fillRect/>
-                    </a:stretch>
-                  </pic:blipFill>
-                  <pic:spPr>
-                    <a:xfrm>
-                      <a:off x="0" y="0"/>
-                      <a:ext cx="2880000" cy="2238769"/>
-                    </a:xfrm>
-                    <a:prstGeom prst="rect">
-                      <a:avLst/>
-                    </a:prstGeom>
-                  </pic:spPr>
-                </pic:pic>
-              </a:graphicData>
-            </a:graphic>
-          </wp:inline>
-        </w:drawing>
-      </w:r>
-    </w:p>
-    <w:p/>
-    <w:p>
-      <w:pPr>
-        <w:rPr>
-          <w:b/>
-          <w:bCs/>
-        </w:rPr>
-      </w:pPr>
-      <w:r>
-        <w:rPr>
-          <w:b/>
-          <w:bCs/>
-        </w:rPr>
-        <w:t>Peripheral I/O Pins</w:t>
-      </w:r>
-    </w:p>
-    <w:p>
-      <w:r>
-        <w:t>Select Bank 1 = LVCMOS 1.8V and check USART 1.  If you scroll right, you will see pins 48,49 highlighted green for USART1.</w:t>
-      </w:r>
-      <w:r>
-        <w:t xml:space="preserve">  If you select HSTL1.8V, you will not be able to RX characters to the Zynq – ask me how I know :/</w:t>
-      </w:r>
-    </w:p>
-    <w:p>
-      <w:r>
-        <w:rPr>
-          <w:noProof/>
-        </w:rPr>
-        <w:drawing>
-          <wp:inline distT="0" distB="0" distL="0" distR="0" wp14:anchorId="5E5D145C" wp14:editId="33E2EE15">
-            <wp:extent cx="2880000" cy="2238769"/>
-            <wp:effectExtent l="0" t="0" r="0" b="9525"/>
-            <wp:docPr id="45" name="Picture 45"/>
             <wp:cNvGraphicFramePr>
               <a:graphicFrameLocks xmlns:a="http://schemas.openxmlformats.org/drawingml/2006/main" noChangeAspect="1"/>
             </wp:cNvGraphicFramePr>
@@ -528,12 +469,87 @@
       </w:r>
     </w:p>
     <w:p>
+      <w:pPr>
+        <w:rPr>
+          <w:b/>
+          <w:bCs/>
+        </w:rPr>
+      </w:pPr>
       <w:r>
         <w:rPr>
           <w:b/>
           <w:bCs/>
         </w:rPr>
         <w:lastRenderedPageBreak/>
+        <w:t>Peripheral I/O Pins</w:t>
+      </w:r>
+    </w:p>
+    <w:p>
+      <w:r>
+        <w:t>Select Bank 1 = LVCMOS 1.8V and check USART 1.  If you scroll right, you will see pins 48,49 highlighted green for USART1.</w:t>
+      </w:r>
+      <w:r>
+        <w:t xml:space="preserve">  </w:t>
+      </w:r>
+    </w:p>
+    <w:p>
+      <w:r>
+        <w:rPr>
+          <w:noProof/>
+        </w:rPr>
+        <w:drawing>
+          <wp:inline distT="0" distB="0" distL="0" distR="0" wp14:anchorId="3425B31C" wp14:editId="66E61674">
+            <wp:extent cx="5946140" cy="2365375"/>
+            <wp:effectExtent l="0" t="0" r="0" b="0"/>
+            <wp:docPr id="810449859" name="Picture 1" descr="A screenshot of a computer&#10;&#10;AI-generated content may be incorrect."/>
+            <wp:cNvGraphicFramePr>
+              <a:graphicFrameLocks xmlns:a="http://schemas.openxmlformats.org/drawingml/2006/main" noChangeAspect="1"/>
+            </wp:cNvGraphicFramePr>
+            <a:graphic xmlns:a="http://schemas.openxmlformats.org/drawingml/2006/main">
+              <a:graphicData uri="http://schemas.openxmlformats.org/drawingml/2006/picture">
+                <pic:pic xmlns:pic="http://schemas.openxmlformats.org/drawingml/2006/picture">
+                  <pic:nvPicPr>
+                    <pic:cNvPr id="810449859" name="Picture 1" descr="A screenshot of a computer&#10;&#10;AI-generated content may be incorrect."/>
+                    <pic:cNvPicPr/>
+                  </pic:nvPicPr>
+                  <pic:blipFill>
+                    <a:blip r:embed="rId16"/>
+                    <a:stretch>
+                      <a:fillRect/>
+                    </a:stretch>
+                  </pic:blipFill>
+                  <pic:spPr>
+                    <a:xfrm>
+                      <a:off x="0" y="0"/>
+                      <a:ext cx="5946140" cy="2365375"/>
+                    </a:xfrm>
+                    <a:prstGeom prst="rect">
+                      <a:avLst/>
+                    </a:prstGeom>
+                  </pic:spPr>
+                </pic:pic>
+              </a:graphicData>
+            </a:graphic>
+          </wp:inline>
+        </w:drawing>
+      </w:r>
+    </w:p>
+    <w:p>
+      <w:pPr>
+        <w:spacing w:after="160" w:line="259" w:lineRule="auto"/>
+        <w:ind w:left="0" w:firstLine="0"/>
+        <w:rPr>
+          <w:b/>
+          <w:bCs/>
+        </w:rPr>
+      </w:pPr>
+    </w:p>
+    <w:p>
+      <w:r>
+        <w:rPr>
+          <w:b/>
+          <w:bCs/>
+        </w:rPr>
         <w:t>MIO Configuration</w:t>
       </w:r>
       <w:r>
@@ -543,7 +559,13 @@
         <w:t xml:space="preserve">Enable </w:t>
       </w:r>
       <w:r>
-        <w:t xml:space="preserve">GPIO MIIO and </w:t>
+        <w:t xml:space="preserve">GPIO MIIO </w:t>
+      </w:r>
+      <w:r>
+        <w:t xml:space="preserve">(unselect USB/I2C Reset) </w:t>
+      </w:r>
+      <w:r>
+        <w:t xml:space="preserve">and </w:t>
       </w:r>
       <w:r>
         <w:t>Timer 0</w:t>
@@ -573,7 +595,7 @@
                     <pic:cNvPicPr/>
                   </pic:nvPicPr>
                   <pic:blipFill>
-                    <a:blip r:embed="rId16"/>
+                    <a:blip r:embed="rId17"/>
                     <a:stretch>
                       <a:fillRect/>
                     </a:stretch>
@@ -626,11 +648,7 @@
         <w:tab/>
       </w:r>
       <w:r>
-        <w:t>MT41J128M16 HA-</w:t>
-      </w:r>
-      <w:proofErr w:type="gramStart"/>
-      <w:r>
-        <w:t>125</w:t>
+        <w:t>MT41J128M16 HA-125</w:t>
       </w:r>
       <w:r>
         <w:t xml:space="preserve">  </w:t>
@@ -638,7 +656,6 @@
       <w:r>
         <w:tab/>
       </w:r>
-      <w:proofErr w:type="gramEnd"/>
       <w:r>
         <w:tab/>
       </w:r>
@@ -652,6 +669,7 @@
         <w:rPr>
           <w:noProof/>
         </w:rPr>
+        <w:lastRenderedPageBreak/>
         <w:drawing>
           <wp:inline distT="0" distB="0" distL="0" distR="0" wp14:anchorId="23D45B3F" wp14:editId="24BD3B88">
             <wp:extent cx="2880000" cy="2238769"/>
@@ -668,7 +686,7 @@
                     <pic:cNvPicPr/>
                   </pic:nvPicPr>
                   <pic:blipFill>
-                    <a:blip r:embed="rId17"/>
+                    <a:blip r:embed="rId18"/>
                     <a:stretch>
                       <a:fillRect/>
                     </a:stretch>
@@ -759,7 +777,7 @@
                     <pic:cNvPicPr/>
                   </pic:nvPicPr>
                   <pic:blipFill>
-                    <a:blip r:embed="rId18"/>
+                    <a:blip r:embed="rId19"/>
                     <a:stretch>
                       <a:fillRect/>
                     </a:stretch>
@@ -823,60 +841,6 @@
             <wp:extent cx="2880000" cy="1979692"/>
             <wp:effectExtent l="0" t="0" r="0" b="1905"/>
             <wp:docPr id="26" name="Picture 26"/>
-            <wp:cNvGraphicFramePr>
-              <a:graphicFrameLocks xmlns:a="http://schemas.openxmlformats.org/drawingml/2006/main" noChangeAspect="1"/>
-            </wp:cNvGraphicFramePr>
-            <a:graphic xmlns:a="http://schemas.openxmlformats.org/drawingml/2006/main">
-              <a:graphicData uri="http://schemas.openxmlformats.org/drawingml/2006/picture">
-                <pic:pic xmlns:pic="http://schemas.openxmlformats.org/drawingml/2006/picture">
-                  <pic:nvPicPr>
-                    <pic:cNvPr id="1" name=""/>
-                    <pic:cNvPicPr/>
-                  </pic:nvPicPr>
-                  <pic:blipFill>
-                    <a:blip r:embed="rId19"/>
-                    <a:stretch>
-                      <a:fillRect/>
-                    </a:stretch>
-                  </pic:blipFill>
-                  <pic:spPr>
-                    <a:xfrm>
-                      <a:off x="0" y="0"/>
-                      <a:ext cx="2880000" cy="1979692"/>
-                    </a:xfrm>
-                    <a:prstGeom prst="rect">
-                      <a:avLst/>
-                    </a:prstGeom>
-                  </pic:spPr>
-                </pic:pic>
-              </a:graphicData>
-            </a:graphic>
-          </wp:inline>
-        </w:drawing>
-      </w:r>
-    </w:p>
-    <w:p>
-      <w:r>
-        <w:t>Leave defaults then click OK.</w:t>
-      </w:r>
-    </w:p>
-    <w:p/>
-    <w:p>
-      <w:r>
-        <w:t>Back in the block diagram, Click Run Connection Automation.</w:t>
-      </w:r>
-    </w:p>
-    <w:p>
-      <w:r>
-        <w:rPr>
-          <w:noProof/>
-        </w:rPr>
-        <w:lastRenderedPageBreak/>
-        <w:drawing>
-          <wp:inline distT="0" distB="0" distL="0" distR="0" wp14:anchorId="77250A84" wp14:editId="63115BEB">
-            <wp:extent cx="2880000" cy="1979692"/>
-            <wp:effectExtent l="0" t="0" r="0" b="1905"/>
-            <wp:docPr id="27" name="Picture 27"/>
             <wp:cNvGraphicFramePr>
               <a:graphicFrameLocks xmlns:a="http://schemas.openxmlformats.org/drawingml/2006/main" noChangeAspect="1"/>
             </wp:cNvGraphicFramePr>
@@ -914,6 +878,60 @@
         <w:t>Leave defaults then click OK.</w:t>
       </w:r>
     </w:p>
+    <w:p/>
+    <w:p>
+      <w:r>
+        <w:t>Back in the block diagram, Click Run Connection Automation.</w:t>
+      </w:r>
+    </w:p>
+    <w:p>
+      <w:r>
+        <w:rPr>
+          <w:noProof/>
+        </w:rPr>
+        <w:lastRenderedPageBreak/>
+        <w:drawing>
+          <wp:inline distT="0" distB="0" distL="0" distR="0" wp14:anchorId="77250A84" wp14:editId="63115BEB">
+            <wp:extent cx="2880000" cy="1979692"/>
+            <wp:effectExtent l="0" t="0" r="0" b="1905"/>
+            <wp:docPr id="27" name="Picture 27"/>
+            <wp:cNvGraphicFramePr>
+              <a:graphicFrameLocks xmlns:a="http://schemas.openxmlformats.org/drawingml/2006/main" noChangeAspect="1"/>
+            </wp:cNvGraphicFramePr>
+            <a:graphic xmlns:a="http://schemas.openxmlformats.org/drawingml/2006/main">
+              <a:graphicData uri="http://schemas.openxmlformats.org/drawingml/2006/picture">
+                <pic:pic xmlns:pic="http://schemas.openxmlformats.org/drawingml/2006/picture">
+                  <pic:nvPicPr>
+                    <pic:cNvPr id="1" name=""/>
+                    <pic:cNvPicPr/>
+                  </pic:nvPicPr>
+                  <pic:blipFill>
+                    <a:blip r:embed="rId21"/>
+                    <a:stretch>
+                      <a:fillRect/>
+                    </a:stretch>
+                  </pic:blipFill>
+                  <pic:spPr>
+                    <a:xfrm>
+                      <a:off x="0" y="0"/>
+                      <a:ext cx="2880000" cy="1979692"/>
+                    </a:xfrm>
+                    <a:prstGeom prst="rect">
+                      <a:avLst/>
+                    </a:prstGeom>
+                  </pic:spPr>
+                </pic:pic>
+              </a:graphicData>
+            </a:graphic>
+          </wp:inline>
+        </w:drawing>
+      </w:r>
+    </w:p>
+    <w:p>
+      <w:r>
+        <w:t>Leave defaults then click OK.</w:t>
+      </w:r>
+    </w:p>
     <w:p>
       <w:r>
         <w:rPr>
@@ -935,7 +953,7 @@
                     <pic:cNvPicPr/>
                   </pic:nvPicPr>
                   <pic:blipFill>
-                    <a:blip r:embed="rId21"/>
+                    <a:blip r:embed="rId22"/>
                     <a:stretch>
                       <a:fillRect/>
                     </a:stretch>
@@ -959,39 +977,7 @@
     <w:p/>
     <w:p>
       <w:r>
-        <w:t xml:space="preserve">Connect the </w:t>
-      </w:r>
-      <w:proofErr w:type="spellStart"/>
-      <w:r>
-        <w:t>enb_ext</w:t>
-      </w:r>
-      <w:proofErr w:type="spellEnd"/>
-      <w:r>
-        <w:t xml:space="preserve"> and </w:t>
-      </w:r>
-      <w:proofErr w:type="spellStart"/>
-      <w:r>
-        <w:t>pwmSignal_ext</w:t>
-      </w:r>
-      <w:proofErr w:type="spellEnd"/>
-      <w:r>
-        <w:t xml:space="preserve"> on the enhancedPwm_ip_0 component to pins outside the Zynq chip.  To do this, right mouse click on the </w:t>
-      </w:r>
-      <w:proofErr w:type="spellStart"/>
-      <w:r>
-        <w:t>enb_ext</w:t>
-      </w:r>
-      <w:proofErr w:type="spellEnd"/>
-      <w:r>
-        <w:t xml:space="preserve"> on the enhancedPwm_ip_0 component and select Make External.  Repeat for </w:t>
-      </w:r>
-      <w:proofErr w:type="spellStart"/>
-      <w:r>
-        <w:t>pwmSignal_ext</w:t>
-      </w:r>
-      <w:proofErr w:type="spellEnd"/>
-      <w:r>
-        <w:t>.</w:t>
+        <w:t>Connect the enb_ext and pwmSignal_ext on the enhancedPwm_ip_0 component to pins outside the Zynq chip.  To do this, right mouse click on the enb_ext on the enhancedPwm_ip_0 component and select Make External.  Repeat for pwmSignal_ext.</w:t>
       </w:r>
     </w:p>
     <w:p/>
@@ -1016,7 +1002,7 @@
                     <pic:cNvPicPr/>
                   </pic:nvPicPr>
                   <pic:blipFill>
-                    <a:blip r:embed="rId22"/>
+                    <a:blip r:embed="rId23"/>
                     <a:stretch>
                       <a:fillRect/>
                     </a:stretch>
@@ -1040,23 +1026,7 @@
     <w:p/>
     <w:p>
       <w:r>
-        <w:t xml:space="preserve">Connect the </w:t>
-      </w:r>
-      <w:proofErr w:type="spellStart"/>
-      <w:r>
-        <w:t>rollover_ext</w:t>
-      </w:r>
-      <w:proofErr w:type="spellEnd"/>
-      <w:r>
-        <w:t xml:space="preserve"> signal on the </w:t>
-      </w:r>
-      <w:proofErr w:type="spellStart"/>
-      <w:r>
-        <w:t>enhancedPwm</w:t>
-      </w:r>
-      <w:proofErr w:type="spellEnd"/>
-      <w:r>
-        <w:t xml:space="preserve"> component to the Core0_nFIQ input on the Zynq.</w:t>
+        <w:t>Connect the rollover_ext signal on the enhancedPwm component to the Core0_nFIQ input on the Zynq.</w:t>
       </w:r>
     </w:p>
     <w:p>
@@ -1081,7 +1051,7 @@
                     <pic:cNvPicPr/>
                   </pic:nvPicPr>
                   <pic:blipFill>
-                    <a:blip r:embed="rId23"/>
+                    <a:blip r:embed="rId24"/>
                     <a:stretch>
                       <a:fillRect/>
                     </a:stretch>
@@ -1128,7 +1098,7 @@
                     <pic:cNvPicPr/>
                   </pic:nvPicPr>
                   <pic:blipFill>
-                    <a:blip r:embed="rId24"/>
+                    <a:blip r:embed="rId25"/>
                     <a:stretch>
                       <a:fillRect/>
                     </a:stretch>
@@ -1183,7 +1153,7 @@
                     <pic:cNvPicPr/>
                   </pic:nvPicPr>
                   <pic:blipFill>
-                    <a:blip r:embed="rId25"/>
+                    <a:blip r:embed="rId26"/>
                     <a:stretch>
                       <a:fillRect/>
                     </a:stretch>
@@ -1232,7 +1202,7 @@
                     <pic:cNvPicPr/>
                   </pic:nvPicPr>
                   <pic:blipFill>
-                    <a:blip r:embed="rId26"/>
+                    <a:blip r:embed="rId27"/>
                     <a:stretch>
                       <a:fillRect/>
                     </a:stretch>
@@ -1280,7 +1250,7 @@
                     <pic:cNvPicPr/>
                   </pic:nvPicPr>
                   <pic:blipFill>
-                    <a:blip r:embed="rId27"/>
+                    <a:blip r:embed="rId28"/>
                     <a:stretch>
                       <a:fillRect/>
                     </a:stretch>
@@ -1304,31 +1274,7 @@
     <w:p/>
     <w:p>
       <w:r>
-        <w:t xml:space="preserve">Next, let’s add a constraints file that provides the location for the </w:t>
-      </w:r>
-      <w:proofErr w:type="spellStart"/>
-      <w:r>
-        <w:t>enb_ext</w:t>
-      </w:r>
-      <w:proofErr w:type="spellEnd"/>
-      <w:r>
-        <w:t xml:space="preserve"> and </w:t>
-      </w:r>
-      <w:proofErr w:type="spellStart"/>
-      <w:r>
-        <w:t>pwmSignal_ext</w:t>
-      </w:r>
-      <w:proofErr w:type="spellEnd"/>
-      <w:r>
-        <w:t xml:space="preserve"> signals.  Right mouse </w:t>
-      </w:r>
-      <w:proofErr w:type="gramStart"/>
-      <w:r>
-        <w:t>click</w:t>
-      </w:r>
-      <w:proofErr w:type="gramEnd"/>
-      <w:r>
-        <w:t xml:space="preserve"> on the constraints folder in the sources tab and select Add Sources…</w:t>
+        <w:t>Next, let’s add a constraints file that provides the location for the enb_ext and pwmSignal_ext signals.  Right mouse click on the constraints folder in the sources tab and select Add Sources…</w:t>
       </w:r>
     </w:p>
     <w:p/>
@@ -1353,7 +1299,7 @@
                     <pic:cNvPicPr/>
                   </pic:nvPicPr>
                   <pic:blipFill>
-                    <a:blip r:embed="rId28"/>
+                    <a:blip r:embed="rId29"/>
                     <a:stretch>
                       <a:fillRect/>
                     </a:stretch>
@@ -1377,23 +1323,7 @@
     <w:p/>
     <w:p>
       <w:r>
-        <w:t xml:space="preserve">Keep the default Add </w:t>
-      </w:r>
-      <w:proofErr w:type="gramStart"/>
-      <w:r>
-        <w:t>Or</w:t>
-      </w:r>
-      <w:proofErr w:type="gramEnd"/>
-      <w:r>
-        <w:t xml:space="preserve"> Create Constraints radio button </w:t>
-      </w:r>
-      <w:proofErr w:type="gramStart"/>
-      <w:r>
-        <w:t>select</w:t>
-      </w:r>
-      <w:proofErr w:type="gramEnd"/>
-      <w:r>
-        <w:t>, click Next.  Click Create File.  In the pop-up, choose a suitable name, click OK, then Finish.</w:t>
+        <w:t>Keep the default Add Or Create Constraints radio button select, click Next.  Click Create File.  In the pop-up, choose a suitable name, click OK, then Finish.</w:t>
       </w:r>
     </w:p>
     <w:p/>
@@ -1424,7 +1354,7 @@
                     <pic:cNvPicPr/>
                   </pic:nvPicPr>
                   <pic:blipFill>
-                    <a:blip r:embed="rId29"/>
+                    <a:blip r:embed="rId30"/>
                     <a:stretch>
                       <a:fillRect/>
                     </a:stretch>
@@ -1452,15 +1382,7 @@
     </w:p>
     <w:p>
       <w:r>
-        <w:t xml:space="preserve">Open the </w:t>
-      </w:r>
-      <w:proofErr w:type="spellStart"/>
-      <w:r>
-        <w:t>zynqWithPwm.xdc</w:t>
-      </w:r>
-      <w:proofErr w:type="spellEnd"/>
-      <w:r>
-        <w:t xml:space="preserve"> file and type in the pin locations of the signals using the names as they appear in the block diagram</w:t>
+        <w:t>Open the zynqWithPwm.xdc file and type in the pin locations of the signals using the names as they appear in the block diagram</w:t>
       </w:r>
       <w:r>
         <w:t>.</w:t>
@@ -1486,17 +1408,8 @@
         <w:t>_ext_0</w:t>
       </w:r>
       <w:r>
-        <w:t xml:space="preserve"> to the push button PL_KEY4.  This push button is nominally logic 1 and equals logic 0 when pressed.  This means that the </w:t>
-      </w:r>
-      <w:proofErr w:type="spellStart"/>
-      <w:r>
-        <w:t>enhancedPwm</w:t>
-      </w:r>
-      <w:proofErr w:type="spellEnd"/>
-      <w:r>
-        <w:t xml:space="preserve"> component will operate normally until the PL_KEY4 button is pressed.  Let’s route the </w:t>
-      </w:r>
-      <w:proofErr w:type="spellStart"/>
+        <w:t xml:space="preserve"> to the push button PL_KEY4.  This push button is nominally logic 1 and equals logic 0 when pressed.  This means that the enhancedPwm component will operate normally until the PL_KEY4 button is pressed.  Let’s route the </w:t>
+      </w:r>
       <w:r>
         <w:rPr>
           <w:b/>
@@ -1504,20 +1417,11 @@
         </w:rPr>
         <w:t>pwmSignal_ext</w:t>
       </w:r>
-      <w:proofErr w:type="spellEnd"/>
       <w:r>
         <w:t xml:space="preserve"> to </w:t>
       </w:r>
       <w:r>
-        <w:t xml:space="preserve">pin 3 on header J11.  This will allow us to easily probe the output signal from the </w:t>
-      </w:r>
-      <w:proofErr w:type="spellStart"/>
-      <w:r>
-        <w:t>pwm</w:t>
-      </w:r>
-      <w:proofErr w:type="spellEnd"/>
-      <w:r>
-        <w:t xml:space="preserve"> and allow us to connect this output to some external circuitry (a low pass filter)</w:t>
+        <w:t>pin 3 on header J11.  This will allow us to easily probe the output signal from the pwm and allow us to connect this output to some external circuitry (a low pass filter)</w:t>
       </w:r>
       <w:r>
         <w:t>.</w:t>
@@ -1544,7 +1448,7 @@
                     <pic:cNvPicPr/>
                   </pic:nvPicPr>
                   <pic:blipFill>
-                    <a:blip r:embed="rId30"/>
+                    <a:blip r:embed="rId31"/>
                     <a:stretch>
                       <a:fillRect/>
                     </a:stretch>
@@ -1580,97 +1484,33 @@
         <w:t xml:space="preserve">by clicking Generate Bitstream in the Flow Navigator pane.  </w:t>
       </w:r>
       <w:r>
-        <w:t>If for some improbable reason you have not made a mistake somewhere you done, and take the time you just saved to go out and buy a lottery ticket.  For the rest of us, sad face, keep reading.</w:t>
-      </w:r>
-    </w:p>
-    <w:p>
-      <w:r>
-        <w:t xml:space="preserve">Invariably you will make errors in your IP that will cause the build to fail.  For example, we forgot to make the 8-bit </w:t>
-      </w:r>
-      <w:proofErr w:type="spellStart"/>
-      <w:r>
-        <w:t>pwmCount_int</w:t>
-      </w:r>
-      <w:proofErr w:type="spellEnd"/>
-      <w:r>
-        <w:t xml:space="preserve"> variable 32-bits so that it matches the 32-bit </w:t>
-      </w:r>
-      <w:proofErr w:type="spellStart"/>
-      <w:r>
-        <w:t>reg_data_out</w:t>
-      </w:r>
-      <w:proofErr w:type="spellEnd"/>
-      <w:r>
-        <w:t xml:space="preserve"> (see the error below).  Let’s fix this now.</w:t>
-      </w:r>
-    </w:p>
+        <w:t xml:space="preserve">If you successfully generated your bitstream, skip the next debugging section and go to the last section.   </w:t>
+      </w:r>
+      <w:r>
+        <w:t xml:space="preserve">If </w:t>
+      </w:r>
+      <w:r>
+        <w:t>your build fail</w:t>
+      </w:r>
+      <w:r>
+        <w:t>ed</w:t>
+      </w:r>
+      <w:r>
+        <w:t>, keep reading.</w:t>
+      </w:r>
+    </w:p>
+    <w:p>
+      <w:r>
+        <w:t xml:space="preserve">Open the IP Catalog (in left menu under Flow Navigator).  Then open the User Repository, AXI Peripheral and then right click on the enhancedPwm and select Edit in IP Packager.  </w:t>
+      </w:r>
+    </w:p>
+    <w:p/>
     <w:p>
       <w:r>
         <w:rPr>
           <w:noProof/>
         </w:rPr>
         <w:lastRenderedPageBreak/>
-        <w:drawing>
-          <wp:inline distT="0" distB="0" distL="0" distR="0" wp14:anchorId="67BE1BD4" wp14:editId="6FA6E260">
-            <wp:extent cx="5951294" cy="3788228"/>
-            <wp:effectExtent l="0" t="0" r="0" b="3175"/>
-            <wp:docPr id="2030656227" name="Picture 1"/>
-            <wp:cNvGraphicFramePr>
-              <a:graphicFrameLocks xmlns:a="http://schemas.openxmlformats.org/drawingml/2006/main" noChangeAspect="1"/>
-            </wp:cNvGraphicFramePr>
-            <a:graphic xmlns:a="http://schemas.openxmlformats.org/drawingml/2006/main">
-              <a:graphicData uri="http://schemas.openxmlformats.org/drawingml/2006/picture">
-                <pic:pic xmlns:pic="http://schemas.openxmlformats.org/drawingml/2006/picture">
-                  <pic:nvPicPr>
-                    <pic:cNvPr id="2030656227" name=""/>
-                    <pic:cNvPicPr/>
-                  </pic:nvPicPr>
-                  <pic:blipFill>
-                    <a:blip r:embed="rId31"/>
-                    <a:stretch>
-                      <a:fillRect/>
-                    </a:stretch>
-                  </pic:blipFill>
-                  <pic:spPr>
-                    <a:xfrm>
-                      <a:off x="0" y="0"/>
-                      <a:ext cx="5961722" cy="3794866"/>
-                    </a:xfrm>
-                    <a:prstGeom prst="rect">
-                      <a:avLst/>
-                    </a:prstGeom>
-                  </pic:spPr>
-                </pic:pic>
-              </a:graphicData>
-            </a:graphic>
-          </wp:inline>
-        </w:drawing>
-      </w:r>
-    </w:p>
-    <w:p>
-      <w:pPr>
-        <w:ind w:left="0" w:firstLine="0"/>
-      </w:pPr>
-    </w:p>
-    <w:p>
-      <w:r>
-        <w:t xml:space="preserve">Open the IP Catalog (in left menu under Flow Navigator).  Then open the User Repository, AXI Peripheral and then right click on the </w:t>
-      </w:r>
-      <w:proofErr w:type="spellStart"/>
-      <w:r>
-        <w:t>enhancedPwm</w:t>
-      </w:r>
-      <w:proofErr w:type="spellEnd"/>
-      <w:r>
-        <w:t xml:space="preserve"> and select Edit in IP Packager.  </w:t>
-      </w:r>
-    </w:p>
-    <w:p/>
-    <w:p>
-      <w:r>
-        <w:rPr>
-          <w:noProof/>
-        </w:rPr>
         <w:drawing>
           <wp:inline distT="0" distB="0" distL="0" distR="0" wp14:anchorId="1116F903" wp14:editId="395B9B92">
             <wp:extent cx="3600000" cy="2171923"/>
@@ -1712,87 +1552,19 @@
     <w:p/>
     <w:p>
       <w:r>
-        <w:t xml:space="preserve">In the Edit in IP Packager pop-up, leave the defaults alone and click Ok.  You will get a second </w:t>
-      </w:r>
-      <w:proofErr w:type="spellStart"/>
-      <w:r>
-        <w:t>Vivado</w:t>
-      </w:r>
-      <w:proofErr w:type="spellEnd"/>
-      <w:r>
-        <w:t xml:space="preserve"> invocation. Open the enhancedPwm_v1_0_S00_AXI.vhd file, find the troublesome </w:t>
-      </w:r>
-      <w:r>
-        <w:lastRenderedPageBreak/>
-        <w:t xml:space="preserve">assignment and concatenate a 24-bit zero vector in front of the </w:t>
-      </w:r>
-      <w:proofErr w:type="spellStart"/>
-      <w:r>
-        <w:t>pwmCounter_int</w:t>
-      </w:r>
-      <w:proofErr w:type="spellEnd"/>
-      <w:r>
-        <w:t xml:space="preserve"> signal as shown below.</w:t>
+        <w:t xml:space="preserve">In the Edit in IP Packager pop-up, leave the defaults alone and click Ok.  You will get a second Vivado invocation. </w:t>
+      </w:r>
+      <w:r>
+        <w:t>Find and fix your error(s).</w:t>
       </w:r>
     </w:p>
     <w:p/>
     <w:p>
-      <w:r>
-        <w:rPr>
-          <w:noProof/>
-        </w:rPr>
-        <w:drawing>
-          <wp:inline distT="0" distB="0" distL="0" distR="0" wp14:anchorId="0A6BF25B" wp14:editId="6A3D3704">
-            <wp:extent cx="5943600" cy="2879725"/>
-            <wp:effectExtent l="0" t="0" r="0" b="0"/>
-            <wp:docPr id="839964066" name="Picture 1"/>
-            <wp:cNvGraphicFramePr>
-              <a:graphicFrameLocks xmlns:a="http://schemas.openxmlformats.org/drawingml/2006/main" noChangeAspect="1"/>
-            </wp:cNvGraphicFramePr>
-            <a:graphic xmlns:a="http://schemas.openxmlformats.org/drawingml/2006/main">
-              <a:graphicData uri="http://schemas.openxmlformats.org/drawingml/2006/picture">
-                <pic:pic xmlns:pic="http://schemas.openxmlformats.org/drawingml/2006/picture">
-                  <pic:nvPicPr>
-                    <pic:cNvPr id="839964066" name=""/>
-                    <pic:cNvPicPr/>
-                  </pic:nvPicPr>
-                  <pic:blipFill>
-                    <a:blip r:embed="rId33"/>
-                    <a:stretch>
-                      <a:fillRect/>
-                    </a:stretch>
-                  </pic:blipFill>
-                  <pic:spPr>
-                    <a:xfrm>
-                      <a:off x="0" y="0"/>
-                      <a:ext cx="5943600" cy="2879725"/>
-                    </a:xfrm>
-                    <a:prstGeom prst="rect">
-                      <a:avLst/>
-                    </a:prstGeom>
-                  </pic:spPr>
-                </pic:pic>
-              </a:graphicData>
-            </a:graphic>
-          </wp:inline>
-        </w:drawing>
-      </w:r>
-    </w:p>
-    <w:p/>
-    <w:p>
       <w:pPr>
         <w:ind w:left="0" w:firstLine="0"/>
       </w:pPr>
       <w:r>
-        <w:t xml:space="preserve">Save the file and then repackage your </w:t>
-      </w:r>
-      <w:proofErr w:type="spellStart"/>
-      <w:r>
-        <w:t>enhancedPwm</w:t>
-      </w:r>
-      <w:proofErr w:type="spellEnd"/>
-      <w:r>
-        <w:t xml:space="preserve"> IP using the last option in the Package IP tab.</w:t>
+        <w:t>Save the file and then repackage your enhancedPwm IP using the last option in the Package IP tab.</w:t>
       </w:r>
     </w:p>
     <w:p/>
@@ -1817,7 +1589,7 @@
                     <pic:cNvPicPr/>
                   </pic:nvPicPr>
                   <pic:blipFill>
-                    <a:blip r:embed="rId34"/>
+                    <a:blip r:embed="rId33"/>
                     <a:stretch>
                       <a:fillRect/>
                     </a:stretch>
@@ -1841,23 +1613,7 @@
     <w:p/>
     <w:p>
       <w:r>
-        <w:t xml:space="preserve">The second </w:t>
-      </w:r>
-      <w:proofErr w:type="spellStart"/>
-      <w:r>
-        <w:t>Vivado</w:t>
-      </w:r>
-      <w:proofErr w:type="spellEnd"/>
-      <w:r>
-        <w:t xml:space="preserve"> invocation will close when you complete the repackage.  Back in your block diagram you will need to update the </w:t>
-      </w:r>
-      <w:proofErr w:type="spellStart"/>
-      <w:r>
-        <w:t>enhancedPwm</w:t>
-      </w:r>
-      <w:proofErr w:type="spellEnd"/>
-      <w:r>
-        <w:t xml:space="preserve"> IP.  Do this as follows.</w:t>
+        <w:t>The second Vivado invocation will close when you complete the repackage.  Back in your block diagram you will need to update the enhancedPwm IP.  Do this as follows.</w:t>
       </w:r>
     </w:p>
     <w:p/>
@@ -1883,7 +1639,7 @@
                     <pic:cNvPicPr/>
                   </pic:nvPicPr>
                   <pic:blipFill>
-                    <a:blip r:embed="rId35"/>
+                    <a:blip r:embed="rId34"/>
                     <a:stretch>
                       <a:fillRect/>
                     </a:stretch>
@@ -1907,23 +1663,7 @@
     <w:p/>
     <w:p>
       <w:r>
-        <w:t xml:space="preserve">Start by clicking on the Report IP Status link.  At the bottom of the </w:t>
-      </w:r>
-      <w:proofErr w:type="gramStart"/>
-      <w:r>
-        <w:t>page</w:t>
-      </w:r>
-      <w:proofErr w:type="gramEnd"/>
-      <w:r>
-        <w:t xml:space="preserve"> you should get </w:t>
-      </w:r>
-      <w:proofErr w:type="gramStart"/>
-      <w:r>
-        <w:t>a</w:t>
-      </w:r>
-      <w:proofErr w:type="gramEnd"/>
-      <w:r>
-        <w:t xml:space="preserve"> IP Status tab.  Since the enhancedPwm_0 module is selected, just click on the Upgrade Selected button.</w:t>
+        <w:t>Start by clicking on the Report IP Status link.  At the bottom of the page you should get a IP Status tab.  Since the enhancedPwm_0 module is selected, just click on the Upgrade Selected button.</w:t>
       </w:r>
     </w:p>
     <w:p/>
@@ -1948,7 +1688,7 @@
                     <pic:cNvPicPr/>
                   </pic:nvPicPr>
                   <pic:blipFill>
-                    <a:blip r:embed="rId36"/>
+                    <a:blip r:embed="rId35"/>
                     <a:stretch>
                       <a:fillRect/>
                     </a:stretch>
@@ -1975,15 +1715,7 @@
         <w:t xml:space="preserve">Click the Generate button on the Generate Output Product pop-up.  When its complete, you can rerun the IP Status process to verify that everything is up-to-date.  </w:t>
       </w:r>
       <w:r>
-        <w:t xml:space="preserve">Before proceeding, please open the address tab and verify that </w:t>
-      </w:r>
-      <w:proofErr w:type="spellStart"/>
-      <w:r>
-        <w:t>Vivado</w:t>
-      </w:r>
-      <w:proofErr w:type="spellEnd"/>
-      <w:r>
-        <w:t xml:space="preserve"> has not unassigned your, modified, IP.  You want the picture on the left.  If you have the situation on the right, this is bad, right click on the custom IP and select assign.</w:t>
+        <w:t>Before proceeding, please open the address tab and verify that Vivado has not unassigned your, modified, IP.  You want the picture on the left.  If you have the situation on the right, this is bad, right click on the custom IP and select assign.</w:t>
       </w:r>
     </w:p>
     <w:p>
@@ -2015,7 +1747,7 @@
                     <pic:cNvPicPr/>
                   </pic:nvPicPr>
                   <pic:blipFill>
-                    <a:blip r:embed="rId37" cstate="print">
+                    <a:blip r:embed="rId36" cstate="print">
                       <a:extLst>
                         <a:ext uri="{28A0092B-C50C-407E-A947-70E740481C1C}">
                           <a14:useLocalDpi xmlns:a14="http://schemas.microsoft.com/office/drawing/2010/main" val="0"/>
@@ -2067,7 +1799,7 @@
                     <pic:cNvPicPr/>
                   </pic:nvPicPr>
                   <pic:blipFill>
-                    <a:blip r:embed="rId38"/>
+                    <a:blip r:embed="rId37"/>
                     <a:stretch>
                       <a:fillRect/>
                     </a:stretch>
@@ -2126,7 +1858,7 @@
                     <pic:cNvPicPr/>
                   </pic:nvPicPr>
                   <pic:blipFill>
-                    <a:blip r:embed="rId39"/>
+                    <a:blip r:embed="rId38"/>
                     <a:stretch>
                       <a:fillRect/>
                     </a:stretch>
@@ -2174,7 +1906,7 @@
                     <pic:cNvPicPr/>
                   </pic:nvPicPr>
                   <pic:blipFill>
-                    <a:blip r:embed="rId40"/>
+                    <a:blip r:embed="rId39"/>
                     <a:stretch>
                       <a:fillRect/>
                     </a:stretch>
@@ -2222,7 +1954,7 @@
                     <pic:cNvPicPr/>
                   </pic:nvPicPr>
                   <pic:blipFill>
-                    <a:blip r:embed="rId41"/>
+                    <a:blip r:embed="rId40"/>
                     <a:stretch>
                       <a:fillRect/>
                     </a:stretch>
@@ -2255,12 +1987,12 @@
       </w:pPr>
     </w:p>
     <w:sectPr>
-      <w:headerReference w:type="even" r:id="rId42"/>
-      <w:headerReference w:type="default" r:id="rId43"/>
-      <w:footerReference w:type="even" r:id="rId44"/>
-      <w:footerReference w:type="default" r:id="rId45"/>
-      <w:headerReference w:type="first" r:id="rId46"/>
-      <w:footerReference w:type="first" r:id="rId47"/>
+      <w:headerReference w:type="even" r:id="rId41"/>
+      <w:headerReference w:type="default" r:id="rId42"/>
+      <w:footerReference w:type="even" r:id="rId43"/>
+      <w:footerReference w:type="default" r:id="rId44"/>
+      <w:headerReference w:type="first" r:id="rId45"/>
+      <w:footerReference w:type="first" r:id="rId46"/>
       <w:pgSz w:w="12240" w:h="15840"/>
       <w:pgMar w:top="1509" w:right="1436" w:bottom="1480" w:left="1440" w:header="720" w:footer="719" w:gutter="0"/>
       <w:cols w:space="720"/>
